--- a/TS-Kramam/TS-6.3/TS 6.3 Malayalam Krama Paatam Corrections.docx
+++ b/TS-Kramam/TS-6.3/TS 6.3 Malayalam Krama Paatam Corrections.docx
@@ -113,7 +113,7 @@
     </w:p>
     <w:tbl>
       <w:tblPr>
-        <w:tblW w:w="13835" w:type="dxa"/>
+        <w:tblW w:w="14431" w:type="dxa"/>
         <w:tblInd w:w="-792" w:type="dxa"/>
         <w:tblBorders>
           <w:top w:val="single" w:sz="4" w:space="0" w:color="000000"/>
@@ -126,14 +126,14 @@
         <w:tblLook w:val="04A0" w:firstRow="1" w:lastRow="0" w:firstColumn="1" w:lastColumn="0" w:noHBand="0" w:noVBand="1"/>
       </w:tblPr>
       <w:tblGrid>
-        <w:gridCol w:w="3877"/>
-        <w:gridCol w:w="4738"/>
-        <w:gridCol w:w="5220"/>
+        <w:gridCol w:w="4473"/>
+        <w:gridCol w:w="4819"/>
+        <w:gridCol w:w="5139"/>
       </w:tblGrid>
       <w:tr>
         <w:tc>
           <w:tcPr>
-            <w:tcW w:w="3877" w:type="dxa"/>
+            <w:tcW w:w="4473" w:type="dxa"/>
           </w:tcPr>
           <w:p>
             <w:pPr>
@@ -180,7 +180,7 @@
         </w:tc>
         <w:tc>
           <w:tcPr>
-            <w:tcW w:w="4738" w:type="dxa"/>
+            <w:tcW w:w="4819" w:type="dxa"/>
           </w:tcPr>
           <w:p>
             <w:pPr>
@@ -206,7 +206,7 @@
         </w:tc>
         <w:tc>
           <w:tcPr>
-            <w:tcW w:w="5220" w:type="dxa"/>
+            <w:tcW w:w="5139" w:type="dxa"/>
           </w:tcPr>
           <w:p>
             <w:pPr>
@@ -234,11 +234,11 @@
       </w:tr>
       <w:tr>
         <w:trPr>
-          <w:trHeight w:val="964"/>
+          <w:trHeight w:val="1389"/>
         </w:trPr>
         <w:tc>
           <w:tcPr>
-            <w:tcW w:w="3877" w:type="dxa"/>
+            <w:tcW w:w="4473" w:type="dxa"/>
           </w:tcPr>
           <w:p>
             <w:pPr>
@@ -255,15 +255,15 @@
                 <w:rFonts w:cs="Arial"/>
                 <w:b/>
                 <w:sz w:val="28"/>
-                <w:szCs w:val="32"/>
-              </w:rPr>
-            </w:pPr>
-            <w:r>
-              <w:rPr>
-                <w:rFonts w:cs="Arial"/>
-                <w:b/>
-                <w:sz w:val="28"/>
-                <w:szCs w:val="32"/>
+                <w:szCs w:val="28"/>
+              </w:rPr>
+            </w:pPr>
+            <w:r>
+              <w:rPr>
+                <w:rFonts w:cs="Arial"/>
+                <w:b/>
+                <w:sz w:val="28"/>
+                <w:szCs w:val="28"/>
               </w:rPr>
               <w:t>T.S.6.3.</w:t>
             </w:r>
@@ -272,18 +272,18 @@
                 <w:rFonts w:cs="Arial"/>
                 <w:b/>
                 <w:sz w:val="28"/>
-                <w:szCs w:val="32"/>
-              </w:rPr>
-              <w:t xml:space="preserve">3.6 </w:t>
-            </w:r>
-            <w:r>
-              <w:rPr>
-                <w:rFonts w:cs="Arial"/>
-                <w:b/>
-                <w:sz w:val="28"/>
-                <w:szCs w:val="32"/>
-              </w:rPr>
-              <w:t xml:space="preserve"> – Kramam</w:t>
+                <w:szCs w:val="28"/>
+              </w:rPr>
+              <w:t>1.2</w:t>
+            </w:r>
+            <w:r>
+              <w:rPr>
+                <w:rFonts w:cs="Arial"/>
+                <w:b/>
+                <w:sz w:val="28"/>
+                <w:szCs w:val="28"/>
+              </w:rPr>
+              <w:t xml:space="preserve">  – Kramam</w:t>
             </w:r>
           </w:p>
           <w:p>
@@ -301,7 +301,7 @@
                 <w:rFonts w:cs="Arial"/>
                 <w:b/>
                 <w:sz w:val="28"/>
-                <w:szCs w:val="32"/>
+                <w:szCs w:val="28"/>
                 <w:lang w:val="en-IN"/>
               </w:rPr>
             </w:pPr>
@@ -310,10 +310,20 @@
                 <w:rFonts w:cs="Arial"/>
                 <w:b/>
                 <w:sz w:val="28"/>
-                <w:szCs w:val="32"/>
+                <w:szCs w:val="28"/>
                 <w:lang w:val="en-IN"/>
               </w:rPr>
-              <w:t>Krama Vaakyam No.– 43</w:t>
+              <w:t>Krama Vaakyam No.–</w:t>
+            </w:r>
+            <w:r>
+              <w:rPr>
+                <w:rFonts w:cs="Arial"/>
+                <w:b/>
+                <w:sz w:val="28"/>
+                <w:szCs w:val="28"/>
+                <w:lang w:val="en-IN"/>
+              </w:rPr>
+              <w:t xml:space="preserve"> 2</w:t>
             </w:r>
           </w:p>
           <w:p>
@@ -332,43 +342,33 @@
                 <w:b/>
                 <w:sz w:val="28"/>
                 <w:szCs w:val="32"/>
+              </w:rPr>
+            </w:pPr>
+            <w:r>
+              <w:rPr>
+                <w:rFonts w:cs="Arial"/>
+                <w:b/>
+                <w:sz w:val="28"/>
+                <w:szCs w:val="28"/>
                 <w:lang w:val="it-IT"/>
               </w:rPr>
-            </w:pPr>
-            <w:r>
-              <w:rPr>
-                <w:rFonts w:cs="Arial"/>
-                <w:b/>
-                <w:sz w:val="28"/>
-                <w:szCs w:val="32"/>
+              <w:t xml:space="preserve">Panchaati No. - </w:t>
+            </w:r>
+            <w:r>
+              <w:rPr>
+                <w:rFonts w:cs="Arial"/>
+                <w:b/>
+                <w:sz w:val="28"/>
+                <w:szCs w:val="28"/>
                 <w:lang w:val="it-IT"/>
               </w:rPr>
-              <w:t>Panchaati No</w:t>
-            </w:r>
-            <w:r>
-              <w:rPr>
-                <w:rFonts w:cs="Arial"/>
-                <w:b/>
-                <w:szCs w:val="32"/>
-                <w:lang w:val="it-IT"/>
-              </w:rPr>
-              <w:t xml:space="preserve">. - </w:t>
-            </w:r>
-            <w:r>
-              <w:rPr>
-                <w:rFonts w:cs="Arial"/>
-                <w:b/>
-                <w:sz w:val="28"/>
-                <w:szCs w:val="32"/>
-                <w:lang w:val="it-IT"/>
-              </w:rPr>
-              <w:t>18</w:t>
+              <w:t>2</w:t>
             </w:r>
           </w:p>
         </w:tc>
         <w:tc>
           <w:tcPr>
-            <w:tcW w:w="4738" w:type="dxa"/>
+            <w:tcW w:w="4819" w:type="dxa"/>
           </w:tcPr>
           <w:p>
             <w:pPr>
@@ -378,102 +378,727 @@
                 <w:color w:val="000000"/>
                 <w:sz w:val="40"/>
                 <w:szCs w:val="40"/>
-                <w:lang w:val="it-IT" w:eastAsia="en-IN" w:bidi="ml-IN"/>
-              </w:rPr>
-            </w:pPr>
-            <w:r>
-              <w:rPr>
-                <w:rFonts w:ascii="BRH Malayalam Extra" w:eastAsia="Times New Roman" w:hAnsi="BRH Malayalam Extra" w:cs="BRH Malayalam Extra"/>
-                <w:color w:val="000000"/>
-                <w:sz w:val="32"/>
-                <w:szCs w:val="32"/>
-                <w:lang w:val="it-IT" w:eastAsia="en-IN" w:bidi="ml-IN"/>
-              </w:rPr>
-              <w:t>C</w:t>
-            </w:r>
-            <w:r>
-              <w:rPr>
-                <w:rFonts w:ascii="BRH Malayalam Extra" w:eastAsia="Times New Roman" w:hAnsi="BRH Malayalam Extra" w:cs="BRH Malayalam Extra"/>
-                <w:color w:val="000000"/>
-                <w:szCs w:val="32"/>
-                <w:lang w:val="it-IT" w:eastAsia="en-IN" w:bidi="ml-IN"/>
-              </w:rPr>
-              <w:t>–</w:t>
-            </w:r>
-            <w:r>
-              <w:rPr>
-                <w:rFonts w:ascii="BRH Malayalam Extra" w:eastAsia="Times New Roman" w:hAnsi="BRH Malayalam Extra" w:cs="BRH Malayalam Extra"/>
-                <w:color w:val="000000"/>
-                <w:sz w:val="32"/>
-                <w:szCs w:val="32"/>
-                <w:lang w:val="it-IT" w:eastAsia="en-IN" w:bidi="ml-IN"/>
-              </w:rPr>
-              <w:t>öÉy</w:t>
-            </w:r>
-            <w:r>
-              <w:rPr>
-                <w:rFonts w:ascii="BRH Malayalam Extra" w:eastAsia="Times New Roman" w:hAnsi="BRH Malayalam Extra" w:cs="BRH Malayalam Extra"/>
-                <w:color w:val="000000"/>
-                <w:szCs w:val="32"/>
-                <w:lang w:val="it-IT" w:eastAsia="en-IN" w:bidi="ml-IN"/>
-              </w:rPr>
-              <w:t>–</w:t>
-            </w:r>
-            <w:r>
-              <w:rPr>
-                <w:rFonts w:ascii="BRH Malayalam Extra" w:eastAsia="Times New Roman" w:hAnsi="BRH Malayalam Extra" w:cs="BRH Malayalam Extra"/>
-                <w:color w:val="000000"/>
-                <w:sz w:val="32"/>
-                <w:szCs w:val="32"/>
-                <w:lang w:val="it-IT" w:eastAsia="en-IN" w:bidi="ml-IN"/>
-              </w:rPr>
-              <w:t>jKx—i</w:t>
-            </w:r>
-            <w:r>
-              <w:rPr>
-                <w:rFonts w:ascii="BRH Malayalam Extra" w:eastAsia="Times New Roman" w:hAnsi="BRH Malayalam Extra" w:cs="BRH Malayalam Extra"/>
-                <w:color w:val="000000"/>
-                <w:szCs w:val="32"/>
-                <w:lang w:val="it-IT" w:eastAsia="en-IN" w:bidi="ml-IN"/>
-              </w:rPr>
-              <w:t>–</w:t>
-            </w:r>
-            <w:r>
-              <w:rPr>
-                <w:rFonts w:ascii="BRH Malayalam Extra" w:eastAsia="Times New Roman" w:hAnsi="BRH Malayalam Extra" w:cs="BRH Malayalam Extra"/>
-                <w:color w:val="000000"/>
-                <w:sz w:val="32"/>
-                <w:szCs w:val="32"/>
-                <w:lang w:val="it-IT" w:eastAsia="en-IN" w:bidi="ml-IN"/>
-              </w:rPr>
-              <w:t>¤¤sõKx—bqx±</w:t>
-            </w:r>
-            <w:r>
-              <w:rPr>
-                <w:rFonts w:ascii="BRH Malayalam Extra" w:eastAsia="Times New Roman" w:hAnsi="BRH Malayalam Extra" w:cs="BRH Malayalam Extra"/>
-                <w:color w:val="000000"/>
-                <w:sz w:val="32"/>
-                <w:szCs w:val="32"/>
+                <w:lang w:val="en-IN" w:eastAsia="en-IN" w:bidi="ml-IN"/>
+              </w:rPr>
+            </w:pPr>
+            <w:r>
+              <w:rPr>
+                <w:rFonts w:ascii="BRH Malayalam Extra" w:eastAsia="Times New Roman" w:hAnsi="BRH Malayalam Extra" w:cs="BRH Malayalam Extra"/>
+                <w:color w:val="000000"/>
+                <w:sz w:val="40"/>
+                <w:szCs w:val="40"/>
+                <w:lang w:val="en-IN" w:eastAsia="en-IN" w:bidi="ml-IN"/>
+              </w:rPr>
+              <w:t>B</w:t>
+            </w:r>
+            <w:r>
+              <w:rPr>
+                <w:rFonts w:ascii="BRH Malayalam Extra" w:eastAsia="Times New Roman" w:hAnsi="BRH Malayalam Extra" w:cs="BRH Malayalam Extra"/>
+                <w:color w:val="000000"/>
+                <w:sz w:val="32"/>
+                <w:szCs w:val="40"/>
+                <w:lang w:val="en-IN" w:eastAsia="en-IN" w:bidi="ml-IN"/>
+              </w:rPr>
+              <w:t>–</w:t>
+            </w:r>
+            <w:r>
+              <w:rPr>
+                <w:rFonts w:ascii="BRH Malayalam Extra" w:eastAsia="Times New Roman" w:hAnsi="BRH Malayalam Extra" w:cs="BRH Malayalam Extra"/>
+                <w:color w:val="000000"/>
+                <w:sz w:val="40"/>
+                <w:szCs w:val="40"/>
+                <w:lang w:val="en-IN" w:eastAsia="en-IN" w:bidi="ml-IN"/>
+              </w:rPr>
+              <w:t xml:space="preserve">tx²z˜Z§ | </w:t>
+            </w:r>
+          </w:p>
+          <w:p>
+            <w:pPr>
+              <w:spacing w:before="0" w:line="240" w:lineRule="auto"/>
+              <w:rPr>
+                <w:rFonts w:ascii="BRH Devanagari Extra" w:hAnsi="BRH Devanagari Extra" w:cs="BRH Devanagari Extra"/>
+                <w:color w:val="000000"/>
+                <w:sz w:val="40"/>
+                <w:szCs w:val="40"/>
+                <w:lang w:bidi="ml-IN"/>
+              </w:rPr>
+            </w:pPr>
+            <w:r>
+              <w:rPr>
+                <w:rFonts w:ascii="BRH Malayalam Extra" w:eastAsia="Times New Roman" w:hAnsi="BRH Malayalam Extra" w:cs="BRH Malayalam Extra"/>
+                <w:color w:val="000000"/>
+                <w:sz w:val="40"/>
+                <w:szCs w:val="40"/>
+                <w:lang w:val="en-IN" w:eastAsia="en-IN" w:bidi="ml-IN"/>
+              </w:rPr>
+              <w:t>A²z—b</w:t>
+            </w:r>
+            <w:r>
+              <w:rPr>
+                <w:rFonts w:ascii="BRH Malayalam Extra" w:eastAsia="Times New Roman" w:hAnsi="BRH Malayalam Extra" w:cs="BRH Malayalam Extra"/>
+                <w:color w:val="000000"/>
+                <w:sz w:val="32"/>
+                <w:szCs w:val="40"/>
+                <w:lang w:val="en-IN" w:eastAsia="en-IN" w:bidi="ml-IN"/>
+              </w:rPr>
+              <w:t>–</w:t>
+            </w:r>
+            <w:r>
+              <w:rPr>
+                <w:rFonts w:ascii="BRH Malayalam Extra" w:eastAsia="Times New Roman" w:hAnsi="BRH Malayalam Extra" w:cs="BRH Malayalam Extra"/>
+                <w:color w:val="000000"/>
+                <w:sz w:val="40"/>
+                <w:szCs w:val="40"/>
+                <w:lang w:val="en-IN" w:eastAsia="en-IN" w:bidi="ml-IN"/>
+              </w:rPr>
+              <w:t>²</w:t>
+            </w:r>
+            <w:r>
+              <w:rPr>
+                <w:rFonts w:ascii="BRH Malayalam Extra" w:eastAsia="Times New Roman" w:hAnsi="BRH Malayalam Extra" w:cs="BRH Malayalam Extra"/>
+                <w:color w:val="000000"/>
+                <w:sz w:val="40"/>
+                <w:szCs w:val="40"/>
                 <w:highlight w:val="yellow"/>
-                <w:lang w:val="it-IT" w:eastAsia="en-IN" w:bidi="ml-IN"/>
-              </w:rPr>
-              <w:t>x</w:t>
-            </w:r>
-            <w:r>
-              <w:rPr>
-                <w:rFonts w:ascii="BRH Malayalam Extra" w:eastAsia="Times New Roman" w:hAnsi="BRH Malayalam Extra" w:cs="BRH Malayalam Extra"/>
-                <w:color w:val="000000"/>
-                <w:sz w:val="32"/>
-                <w:szCs w:val="32"/>
-                <w:lang w:val="it-IT" w:eastAsia="en-IN" w:bidi="ml-IN"/>
-              </w:rPr>
-              <w:t>kx |</w:t>
+                <w:lang w:val="en-IN" w:eastAsia="en-IN" w:bidi="ml-IN"/>
+              </w:rPr>
+              <w:t>zZ§</w:t>
+            </w:r>
+            <w:r>
+              <w:rPr>
+                <w:rFonts w:ascii="BRH Malayalam Extra" w:eastAsia="Times New Roman" w:hAnsi="BRH Malayalam Extra" w:cs="BRH Malayalam Extra"/>
+                <w:color w:val="000000"/>
+                <w:sz w:val="40"/>
+                <w:szCs w:val="40"/>
+                <w:lang w:val="en-IN" w:eastAsia="en-IN" w:bidi="ml-IN"/>
+              </w:rPr>
+              <w:t xml:space="preserve"> |</w:t>
             </w:r>
           </w:p>
         </w:tc>
         <w:tc>
           <w:tcPr>
-            <w:tcW w:w="5220" w:type="dxa"/>
+            <w:tcW w:w="5139" w:type="dxa"/>
+          </w:tcPr>
+          <w:p>
+            <w:pPr>
+              <w:spacing w:before="0" w:line="240" w:lineRule="auto"/>
+              <w:rPr>
+                <w:rFonts w:ascii="BRH Malayalam Extra" w:eastAsia="Times New Roman" w:hAnsi="BRH Malayalam Extra" w:cs="BRH Malayalam Extra"/>
+                <w:color w:val="000000"/>
+                <w:sz w:val="40"/>
+                <w:szCs w:val="40"/>
+                <w:lang w:val="en-IN" w:eastAsia="en-IN" w:bidi="ml-IN"/>
+              </w:rPr>
+            </w:pPr>
+            <w:r>
+              <w:rPr>
+                <w:rFonts w:ascii="BRH Malayalam Extra" w:eastAsia="Times New Roman" w:hAnsi="BRH Malayalam Extra" w:cs="BRH Malayalam Extra"/>
+                <w:color w:val="000000"/>
+                <w:sz w:val="40"/>
+                <w:szCs w:val="40"/>
+                <w:lang w:val="en-IN" w:eastAsia="en-IN" w:bidi="ml-IN"/>
+              </w:rPr>
+              <w:t>B</w:t>
+            </w:r>
+            <w:r>
+              <w:rPr>
+                <w:rFonts w:ascii="BRH Malayalam Extra" w:eastAsia="Times New Roman" w:hAnsi="BRH Malayalam Extra" w:cs="BRH Malayalam Extra"/>
+                <w:color w:val="000000"/>
+                <w:sz w:val="32"/>
+                <w:szCs w:val="40"/>
+                <w:lang w:val="en-IN" w:eastAsia="en-IN" w:bidi="ml-IN"/>
+              </w:rPr>
+              <w:t>–</w:t>
+            </w:r>
+            <w:r>
+              <w:rPr>
+                <w:rFonts w:ascii="BRH Malayalam Extra" w:eastAsia="Times New Roman" w:hAnsi="BRH Malayalam Extra" w:cs="BRH Malayalam Extra"/>
+                <w:color w:val="000000"/>
+                <w:sz w:val="40"/>
+                <w:szCs w:val="40"/>
+                <w:lang w:val="en-IN" w:eastAsia="en-IN" w:bidi="ml-IN"/>
+              </w:rPr>
+              <w:t xml:space="preserve">tx²z˜Z§ | </w:t>
+            </w:r>
+          </w:p>
+          <w:p>
+            <w:pPr>
+              <w:spacing w:before="0" w:line="240" w:lineRule="auto"/>
+              <w:rPr>
+                <w:rFonts w:ascii="BRH Devanagari Extra" w:hAnsi="BRH Devanagari Extra" w:cs="BRH Devanagari Extra"/>
+                <w:color w:val="000000"/>
+                <w:sz w:val="40"/>
+                <w:szCs w:val="40"/>
+                <w:lang w:bidi="ml-IN"/>
+              </w:rPr>
+            </w:pPr>
+            <w:r>
+              <w:rPr>
+                <w:rFonts w:ascii="BRH Malayalam Extra" w:eastAsia="Times New Roman" w:hAnsi="BRH Malayalam Extra" w:cs="BRH Malayalam Extra"/>
+                <w:color w:val="000000"/>
+                <w:sz w:val="40"/>
+                <w:szCs w:val="40"/>
+                <w:lang w:val="en-IN" w:eastAsia="en-IN" w:bidi="ml-IN"/>
+              </w:rPr>
+              <w:t>A²z—b</w:t>
+            </w:r>
+            <w:r>
+              <w:rPr>
+                <w:rFonts w:ascii="BRH Malayalam Extra" w:eastAsia="Times New Roman" w:hAnsi="BRH Malayalam Extra" w:cs="BRH Malayalam Extra"/>
+                <w:color w:val="000000"/>
+                <w:sz w:val="32"/>
+                <w:szCs w:val="40"/>
+                <w:lang w:val="en-IN" w:eastAsia="en-IN" w:bidi="ml-IN"/>
+              </w:rPr>
+              <w:t>–</w:t>
+            </w:r>
+            <w:r>
+              <w:rPr>
+                <w:rFonts w:ascii="BRH Malayalam Extra" w:eastAsia="Times New Roman" w:hAnsi="BRH Malayalam Extra" w:cs="BRH Malayalam Extra"/>
+                <w:color w:val="000000"/>
+                <w:sz w:val="40"/>
+                <w:szCs w:val="40"/>
+                <w:lang w:val="en-IN" w:eastAsia="en-IN" w:bidi="ml-IN"/>
+              </w:rPr>
+              <w:t>²z</w:t>
+            </w:r>
+            <w:r>
+              <w:rPr>
+                <w:rFonts w:ascii="BRH Malayalam Extra" w:eastAsia="Times New Roman" w:hAnsi="BRH Malayalam Extra" w:cs="BRH Malayalam Extra"/>
+                <w:color w:val="000000"/>
+                <w:sz w:val="40"/>
+                <w:szCs w:val="40"/>
+                <w:highlight w:val="green"/>
+                <w:lang w:val="en-IN" w:eastAsia="en-IN" w:bidi="ml-IN"/>
+              </w:rPr>
+              <w:t>©</w:t>
+            </w:r>
+            <w:r>
+              <w:rPr>
+                <w:rFonts w:ascii="BRH Malayalam Extra" w:eastAsia="Times New Roman" w:hAnsi="BRH Malayalam Extra" w:cs="BRH Malayalam Extra"/>
+                <w:color w:val="000000"/>
+                <w:sz w:val="40"/>
+                <w:szCs w:val="40"/>
+                <w:lang w:val="en-IN" w:eastAsia="en-IN" w:bidi="ml-IN"/>
+              </w:rPr>
+              <w:t xml:space="preserve"> </w:t>
+            </w:r>
+            <w:r>
+              <w:rPr>
+                <w:rFonts w:ascii="BRH Malayalam Extra" w:eastAsia="Times New Roman" w:hAnsi="BRH Malayalam Extra" w:cs="BRH Malayalam Extra"/>
+                <w:color w:val="000000"/>
+                <w:sz w:val="40"/>
+                <w:szCs w:val="40"/>
+                <w:lang w:val="en-IN" w:eastAsia="en-IN" w:bidi="ml-IN"/>
+              </w:rPr>
+              <w:t>|</w:t>
+            </w:r>
+          </w:p>
+        </w:tc>
+      </w:tr>
+      <w:tr>
+        <w:trPr>
+          <w:trHeight w:val="1550"/>
+        </w:trPr>
+        <w:tc>
+          <w:tcPr>
+            <w:tcW w:w="4473" w:type="dxa"/>
+          </w:tcPr>
+          <w:p>
+            <w:pPr>
+              <w:widowControl w:val="0"/>
+              <w:tabs>
+                <w:tab w:val="left" w:pos="993"/>
+              </w:tabs>
+              <w:autoSpaceDE w:val="0"/>
+              <w:autoSpaceDN w:val="0"/>
+              <w:adjustRightInd w:val="0"/>
+              <w:spacing w:before="0" w:line="252" w:lineRule="auto"/>
+              <w:ind w:right="297"/>
+              <w:rPr>
+                <w:rFonts w:cs="Arial"/>
+                <w:b/>
+                <w:sz w:val="28"/>
+                <w:szCs w:val="28"/>
+              </w:rPr>
+            </w:pPr>
+            <w:r>
+              <w:rPr>
+                <w:rFonts w:cs="Arial"/>
+                <w:b/>
+                <w:sz w:val="28"/>
+                <w:szCs w:val="28"/>
+              </w:rPr>
+              <w:t>T.S.6.3.</w:t>
+            </w:r>
+            <w:r>
+              <w:rPr>
+                <w:rFonts w:cs="Arial"/>
+                <w:b/>
+                <w:sz w:val="28"/>
+                <w:szCs w:val="28"/>
+              </w:rPr>
+              <w:t>1.4</w:t>
+            </w:r>
+            <w:r>
+              <w:rPr>
+                <w:rFonts w:cs="Arial"/>
+                <w:b/>
+                <w:sz w:val="28"/>
+                <w:szCs w:val="28"/>
+              </w:rPr>
+              <w:t xml:space="preserve">  – Kramam</w:t>
+            </w:r>
+          </w:p>
+          <w:p>
+            <w:pPr>
+              <w:widowControl w:val="0"/>
+              <w:tabs>
+                <w:tab w:val="left" w:pos="993"/>
+              </w:tabs>
+              <w:autoSpaceDE w:val="0"/>
+              <w:autoSpaceDN w:val="0"/>
+              <w:adjustRightInd w:val="0"/>
+              <w:spacing w:before="0" w:line="252" w:lineRule="auto"/>
+              <w:ind w:right="297"/>
+              <w:rPr>
+                <w:rFonts w:cs="Arial"/>
+                <w:b/>
+                <w:sz w:val="28"/>
+                <w:szCs w:val="28"/>
+                <w:lang w:val="en-IN"/>
+              </w:rPr>
+            </w:pPr>
+            <w:r>
+              <w:rPr>
+                <w:rFonts w:cs="Arial"/>
+                <w:b/>
+                <w:sz w:val="28"/>
+                <w:szCs w:val="28"/>
+                <w:lang w:val="en-IN"/>
+              </w:rPr>
+              <w:t>Krama Vaakyam No.–</w:t>
+            </w:r>
+            <w:r>
+              <w:rPr>
+                <w:rFonts w:cs="Arial"/>
+                <w:b/>
+                <w:sz w:val="28"/>
+                <w:szCs w:val="28"/>
+                <w:lang w:val="en-IN"/>
+              </w:rPr>
+              <w:t xml:space="preserve"> 45</w:t>
+            </w:r>
+          </w:p>
+          <w:p>
+            <w:pPr>
+              <w:widowControl w:val="0"/>
+              <w:tabs>
+                <w:tab w:val="left" w:pos="993"/>
+              </w:tabs>
+              <w:autoSpaceDE w:val="0"/>
+              <w:autoSpaceDN w:val="0"/>
+              <w:adjustRightInd w:val="0"/>
+              <w:spacing w:before="0" w:line="252" w:lineRule="auto"/>
+              <w:ind w:right="297"/>
+              <w:rPr>
+                <w:rFonts w:cs="Arial"/>
+                <w:b/>
+                <w:sz w:val="28"/>
+                <w:szCs w:val="28"/>
+              </w:rPr>
+            </w:pPr>
+            <w:r>
+              <w:rPr>
+                <w:rFonts w:cs="Arial"/>
+                <w:b/>
+                <w:sz w:val="28"/>
+                <w:szCs w:val="28"/>
+                <w:lang w:val="it-IT"/>
+              </w:rPr>
+              <w:t xml:space="preserve">Panchaati No. - </w:t>
+            </w:r>
+            <w:r>
+              <w:rPr>
+                <w:rFonts w:cs="Arial"/>
+                <w:b/>
+                <w:sz w:val="28"/>
+                <w:szCs w:val="28"/>
+                <w:lang w:val="it-IT"/>
+              </w:rPr>
+              <w:t>4</w:t>
+            </w:r>
+          </w:p>
+        </w:tc>
+        <w:tc>
+          <w:tcPr>
+            <w:tcW w:w="4819" w:type="dxa"/>
+          </w:tcPr>
+          <w:p>
+            <w:pPr>
+              <w:spacing w:before="0" w:line="240" w:lineRule="auto"/>
+              <w:rPr>
+                <w:rFonts w:ascii="BRH Malayalam Extra" w:eastAsia="Times New Roman" w:hAnsi="BRH Malayalam Extra" w:cs="BRH Malayalam Extra"/>
+                <w:color w:val="000000"/>
+                <w:sz w:val="40"/>
+                <w:szCs w:val="40"/>
+                <w:lang w:val="en-IN" w:eastAsia="en-IN" w:bidi="ml-IN"/>
+              </w:rPr>
+            </w:pPr>
+            <w:r>
+              <w:rPr>
+                <w:rFonts w:ascii="BRH Malayalam Extra" w:eastAsia="Times New Roman" w:hAnsi="BRH Malayalam Extra" w:cs="BRH Malayalam Extra"/>
+                <w:color w:val="000000"/>
+                <w:sz w:val="40"/>
+                <w:szCs w:val="40"/>
+                <w:lang w:val="en-IN" w:eastAsia="en-IN" w:bidi="ml-IN"/>
+              </w:rPr>
+              <w:t>P</w:t>
+            </w:r>
+            <w:r>
+              <w:rPr>
+                <w:rFonts w:ascii="BRH Malayalam Extra" w:eastAsia="Times New Roman" w:hAnsi="BRH Malayalam Extra" w:cs="BRH Malayalam Extra"/>
+                <w:color w:val="000000"/>
+                <w:sz w:val="32"/>
+                <w:szCs w:val="40"/>
+                <w:lang w:val="en-IN" w:eastAsia="en-IN" w:bidi="ml-IN"/>
+              </w:rPr>
+              <w:t>–</w:t>
+            </w:r>
+            <w:r>
+              <w:rPr>
+                <w:rFonts w:ascii="BRH Malayalam Extra" w:eastAsia="Times New Roman" w:hAnsi="BRH Malayalam Extra" w:cs="BRH Malayalam Extra"/>
+                <w:color w:val="000000"/>
+                <w:sz w:val="40"/>
+                <w:szCs w:val="40"/>
+                <w:lang w:val="en-IN" w:eastAsia="en-IN" w:bidi="ml-IN"/>
+              </w:rPr>
+              <w:t xml:space="preserve"> jR—ixdJ | </w:t>
+            </w:r>
+          </w:p>
+          <w:p>
+            <w:pPr>
+              <w:spacing w:before="0" w:line="240" w:lineRule="auto"/>
+              <w:rPr>
+                <w:rFonts w:ascii="BRH Devanagari Extra" w:hAnsi="BRH Devanagari Extra" w:cs="BRH Devanagari Extra"/>
+                <w:color w:val="000000"/>
+                <w:sz w:val="40"/>
+                <w:szCs w:val="40"/>
+                <w:lang w:val="it-IT" w:bidi="ml-IN"/>
+              </w:rPr>
+            </w:pPr>
+            <w:r>
+              <w:rPr>
+                <w:rFonts w:ascii="BRH Malayalam Extra" w:eastAsia="Times New Roman" w:hAnsi="BRH Malayalam Extra" w:cs="BRH Malayalam Extra"/>
+                <w:color w:val="000000"/>
+                <w:sz w:val="40"/>
+                <w:szCs w:val="40"/>
+                <w:lang w:val="it-IT" w:eastAsia="en-IN" w:bidi="ml-IN"/>
+              </w:rPr>
+              <w:t>jR—</w:t>
+            </w:r>
+            <w:r>
+              <w:rPr>
+                <w:rFonts w:ascii="BRH Malayalam Extra" w:eastAsia="Times New Roman" w:hAnsi="BRH Malayalam Extra" w:cs="BRH Malayalam Extra"/>
+                <w:color w:val="000000"/>
+                <w:sz w:val="40"/>
+                <w:szCs w:val="40"/>
+                <w:highlight w:val="yellow"/>
+                <w:lang w:val="it-IT" w:eastAsia="en-IN" w:bidi="ml-IN"/>
+              </w:rPr>
+              <w:t>i</w:t>
+            </w:r>
+            <w:r>
+              <w:rPr>
+                <w:rFonts w:ascii="BRH Malayalam Extra" w:eastAsia="Times New Roman" w:hAnsi="BRH Malayalam Extra" w:cs="BRH Malayalam Extra"/>
+                <w:color w:val="000000"/>
+                <w:sz w:val="40"/>
+                <w:szCs w:val="40"/>
+                <w:lang w:val="it-IT" w:eastAsia="en-IN" w:bidi="ml-IN"/>
+              </w:rPr>
+              <w:t>¥dx</w:t>
+            </w:r>
+            <w:r>
+              <w:rPr>
+                <w:rFonts w:ascii="BRH Malayalam Extra" w:eastAsia="Times New Roman" w:hAnsi="BRH Malayalam Extra" w:cs="BRH Malayalam Extra"/>
+                <w:color w:val="000000"/>
+                <w:sz w:val="32"/>
+                <w:szCs w:val="40"/>
+                <w:lang w:val="it-IT" w:eastAsia="en-IN" w:bidi="ml-IN"/>
+              </w:rPr>
+              <w:t>–</w:t>
+            </w:r>
+            <w:r>
+              <w:rPr>
+                <w:rFonts w:ascii="BRH Malayalam Extra" w:eastAsia="Times New Roman" w:hAnsi="BRH Malayalam Extra" w:cs="BRH Malayalam Extra"/>
+                <w:color w:val="000000"/>
+                <w:sz w:val="40"/>
+                <w:szCs w:val="40"/>
+                <w:lang w:val="it-IT" w:eastAsia="en-IN" w:bidi="ml-IN"/>
+              </w:rPr>
+              <w:t xml:space="preserve"> öhxZ£—põx© |</w:t>
+            </w:r>
+          </w:p>
+        </w:tc>
+        <w:tc>
+          <w:tcPr>
+            <w:tcW w:w="5139" w:type="dxa"/>
+          </w:tcPr>
+          <w:p>
+            <w:pPr>
+              <w:spacing w:before="0" w:line="240" w:lineRule="auto"/>
+              <w:rPr>
+                <w:rFonts w:ascii="BRH Malayalam Extra" w:eastAsia="Times New Roman" w:hAnsi="BRH Malayalam Extra" w:cs="BRH Malayalam Extra"/>
+                <w:color w:val="000000"/>
+                <w:sz w:val="40"/>
+                <w:szCs w:val="40"/>
+                <w:lang w:val="en-IN" w:eastAsia="en-IN" w:bidi="ml-IN"/>
+              </w:rPr>
+            </w:pPr>
+            <w:r>
+              <w:rPr>
+                <w:rFonts w:ascii="BRH Malayalam Extra" w:eastAsia="Times New Roman" w:hAnsi="BRH Malayalam Extra" w:cs="BRH Malayalam Extra"/>
+                <w:color w:val="000000"/>
+                <w:sz w:val="40"/>
+                <w:szCs w:val="40"/>
+                <w:lang w:val="en-IN" w:eastAsia="en-IN" w:bidi="ml-IN"/>
+              </w:rPr>
+              <w:t>P</w:t>
+            </w:r>
+            <w:r>
+              <w:rPr>
+                <w:rFonts w:ascii="BRH Malayalam Extra" w:eastAsia="Times New Roman" w:hAnsi="BRH Malayalam Extra" w:cs="BRH Malayalam Extra"/>
+                <w:color w:val="000000"/>
+                <w:sz w:val="32"/>
+                <w:szCs w:val="40"/>
+                <w:lang w:val="en-IN" w:eastAsia="en-IN" w:bidi="ml-IN"/>
+              </w:rPr>
+              <w:t>–</w:t>
+            </w:r>
+            <w:r>
+              <w:rPr>
+                <w:rFonts w:ascii="BRH Malayalam Extra" w:eastAsia="Times New Roman" w:hAnsi="BRH Malayalam Extra" w:cs="BRH Malayalam Extra"/>
+                <w:color w:val="000000"/>
+                <w:sz w:val="40"/>
+                <w:szCs w:val="40"/>
+                <w:lang w:val="en-IN" w:eastAsia="en-IN" w:bidi="ml-IN"/>
+              </w:rPr>
+              <w:t xml:space="preserve"> jR—ixdJ | </w:t>
+            </w:r>
+          </w:p>
+          <w:p>
+            <w:pPr>
+              <w:spacing w:before="0" w:line="240" w:lineRule="auto"/>
+              <w:rPr>
+                <w:rFonts w:ascii="BRH Devanagari Extra" w:hAnsi="BRH Devanagari Extra" w:cs="BRH Devanagari Extra"/>
+                <w:color w:val="000000"/>
+                <w:sz w:val="40"/>
+                <w:szCs w:val="40"/>
+                <w:lang w:bidi="ml-IN"/>
+              </w:rPr>
+            </w:pPr>
+            <w:r>
+              <w:rPr>
+                <w:rFonts w:ascii="BRH Malayalam Extra" w:eastAsia="Times New Roman" w:hAnsi="BRH Malayalam Extra" w:cs="BRH Malayalam Extra"/>
+                <w:color w:val="000000"/>
+                <w:sz w:val="40"/>
+                <w:szCs w:val="40"/>
+                <w:lang w:val="en-IN" w:eastAsia="en-IN" w:bidi="ml-IN"/>
+              </w:rPr>
+              <w:t>jR—i</w:t>
+            </w:r>
+            <w:r>
+              <w:rPr>
+                <w:rFonts w:ascii="BRH Malayalam Extra" w:eastAsia="Times New Roman" w:hAnsi="BRH Malayalam Extra" w:cs="BRH Malayalam Extra"/>
+                <w:color w:val="000000"/>
+                <w:sz w:val="40"/>
+                <w:szCs w:val="40"/>
+                <w:highlight w:val="green"/>
+                <w:lang w:val="en-IN" w:eastAsia="en-IN" w:bidi="ml-IN"/>
+              </w:rPr>
+              <w:t>x</w:t>
+            </w:r>
+            <w:r>
+              <w:rPr>
+                <w:rFonts w:ascii="BRH Malayalam Extra" w:eastAsia="Times New Roman" w:hAnsi="BRH Malayalam Extra" w:cs="BRH Malayalam Extra"/>
+                <w:color w:val="000000"/>
+                <w:sz w:val="40"/>
+                <w:szCs w:val="40"/>
+                <w:lang w:val="en-IN" w:eastAsia="en-IN" w:bidi="ml-IN"/>
+              </w:rPr>
+              <w:t>¥dx</w:t>
+            </w:r>
+            <w:r>
+              <w:rPr>
+                <w:rFonts w:ascii="BRH Malayalam Extra" w:eastAsia="Times New Roman" w:hAnsi="BRH Malayalam Extra" w:cs="BRH Malayalam Extra"/>
+                <w:color w:val="000000"/>
+                <w:sz w:val="32"/>
+                <w:szCs w:val="40"/>
+                <w:lang w:val="en-IN" w:eastAsia="en-IN" w:bidi="ml-IN"/>
+              </w:rPr>
+              <w:t>–</w:t>
+            </w:r>
+            <w:r>
+              <w:rPr>
+                <w:rFonts w:ascii="BRH Malayalam Extra" w:eastAsia="Times New Roman" w:hAnsi="BRH Malayalam Extra" w:cs="BRH Malayalam Extra"/>
+                <w:color w:val="000000"/>
+                <w:sz w:val="40"/>
+                <w:szCs w:val="40"/>
+                <w:lang w:val="en-IN" w:eastAsia="en-IN" w:bidi="ml-IN"/>
+              </w:rPr>
+              <w:t xml:space="preserve"> </w:t>
+            </w:r>
+            <w:r>
+              <w:rPr>
+                <w:rFonts w:ascii="BRH Malayalam Extra" w:eastAsia="Times New Roman" w:hAnsi="BRH Malayalam Extra" w:cs="BRH Malayalam Extra"/>
+                <w:color w:val="000000"/>
+                <w:sz w:val="40"/>
+                <w:szCs w:val="40"/>
+                <w:lang w:val="en-IN" w:eastAsia="en-IN" w:bidi="ml-IN"/>
+              </w:rPr>
+              <w:t>öhxZ£—põx© |</w:t>
+            </w:r>
+          </w:p>
+        </w:tc>
+      </w:tr>
+      <w:tr>
+        <w:trPr>
+          <w:trHeight w:val="964"/>
+        </w:trPr>
+        <w:tc>
+          <w:tcPr>
+            <w:tcW w:w="4473" w:type="dxa"/>
+          </w:tcPr>
+          <w:p>
+            <w:pPr>
+              <w:widowControl w:val="0"/>
+              <w:tabs>
+                <w:tab w:val="left" w:pos="993"/>
+              </w:tabs>
+              <w:autoSpaceDE w:val="0"/>
+              <w:autoSpaceDN w:val="0"/>
+              <w:adjustRightInd w:val="0"/>
+              <w:spacing w:before="0" w:line="252" w:lineRule="auto"/>
+              <w:ind w:right="297"/>
+              <w:rPr>
+                <w:rFonts w:cs="Arial"/>
+                <w:b/>
+                <w:sz w:val="28"/>
+                <w:szCs w:val="28"/>
+              </w:rPr>
+            </w:pPr>
+            <w:r>
+              <w:rPr>
+                <w:rFonts w:cs="Arial"/>
+                <w:b/>
+                <w:sz w:val="28"/>
+                <w:szCs w:val="28"/>
+              </w:rPr>
+              <w:t>T.S.6.3.</w:t>
+            </w:r>
+            <w:r>
+              <w:rPr>
+                <w:rFonts w:cs="Arial"/>
+                <w:b/>
+                <w:sz w:val="28"/>
+                <w:szCs w:val="28"/>
+              </w:rPr>
+              <w:t>2.1</w:t>
+            </w:r>
+            <w:r>
+              <w:rPr>
+                <w:rFonts w:cs="Arial"/>
+                <w:b/>
+                <w:sz w:val="28"/>
+                <w:szCs w:val="28"/>
+              </w:rPr>
+              <w:t xml:space="preserve">  – Kramam</w:t>
+            </w:r>
+          </w:p>
+          <w:p>
+            <w:pPr>
+              <w:widowControl w:val="0"/>
+              <w:tabs>
+                <w:tab w:val="left" w:pos="993"/>
+              </w:tabs>
+              <w:autoSpaceDE w:val="0"/>
+              <w:autoSpaceDN w:val="0"/>
+              <w:adjustRightInd w:val="0"/>
+              <w:spacing w:before="0" w:line="252" w:lineRule="auto"/>
+              <w:ind w:right="297"/>
+              <w:rPr>
+                <w:rFonts w:cs="Arial"/>
+                <w:b/>
+                <w:sz w:val="28"/>
+                <w:szCs w:val="28"/>
+                <w:lang w:val="en-IN"/>
+              </w:rPr>
+            </w:pPr>
+            <w:r>
+              <w:rPr>
+                <w:rFonts w:cs="Arial"/>
+                <w:b/>
+                <w:sz w:val="28"/>
+                <w:szCs w:val="28"/>
+                <w:lang w:val="en-IN"/>
+              </w:rPr>
+              <w:t>Krama Vaakyam No.–</w:t>
+            </w:r>
+            <w:r>
+              <w:rPr>
+                <w:rFonts w:cs="Arial"/>
+                <w:b/>
+                <w:sz w:val="28"/>
+                <w:szCs w:val="28"/>
+                <w:lang w:val="en-IN"/>
+              </w:rPr>
+              <w:t xml:space="preserve"> 10</w:t>
+            </w:r>
+          </w:p>
+          <w:p>
+            <w:pPr>
+              <w:widowControl w:val="0"/>
+              <w:tabs>
+                <w:tab w:val="left" w:pos="993"/>
+              </w:tabs>
+              <w:autoSpaceDE w:val="0"/>
+              <w:autoSpaceDN w:val="0"/>
+              <w:adjustRightInd w:val="0"/>
+              <w:spacing w:before="0" w:line="252" w:lineRule="auto"/>
+              <w:ind w:right="297"/>
+              <w:rPr>
+                <w:rFonts w:cs="Arial"/>
+                <w:b/>
+                <w:sz w:val="28"/>
+                <w:szCs w:val="28"/>
+              </w:rPr>
+            </w:pPr>
+            <w:r>
+              <w:rPr>
+                <w:rFonts w:cs="Arial"/>
+                <w:b/>
+                <w:sz w:val="28"/>
+                <w:szCs w:val="28"/>
+                <w:lang w:val="it-IT"/>
+              </w:rPr>
+              <w:t xml:space="preserve">Panchaati No. - </w:t>
+            </w:r>
+            <w:r>
+              <w:rPr>
+                <w:rFonts w:cs="Arial"/>
+                <w:b/>
+                <w:sz w:val="28"/>
+                <w:szCs w:val="28"/>
+                <w:lang w:val="it-IT"/>
+              </w:rPr>
+              <w:t>7</w:t>
+            </w:r>
+          </w:p>
+        </w:tc>
+        <w:tc>
+          <w:tcPr>
+            <w:tcW w:w="4819" w:type="dxa"/>
           </w:tcPr>
           <w:p>
             <w:pPr>
@@ -494,17 +1119,18 @@
               <w:rPr>
                 <w:rFonts w:ascii="BRH Malayalam Extra" w:eastAsia="Times New Roman" w:hAnsi="BRH Malayalam Extra" w:cs="BRH Malayalam Extra"/>
                 <w:color w:val="000000"/>
-                <w:sz w:val="32"/>
-                <w:szCs w:val="32"/>
+                <w:sz w:val="40"/>
+                <w:szCs w:val="40"/>
                 <w:lang w:val="it-IT" w:eastAsia="en-IN" w:bidi="ml-IN"/>
               </w:rPr>
-              <w:t>C</w:t>
-            </w:r>
-            <w:r>
-              <w:rPr>
-                <w:rFonts w:ascii="BRH Malayalam Extra" w:eastAsia="Times New Roman" w:hAnsi="BRH Malayalam Extra" w:cs="BRH Malayalam Extra"/>
-                <w:color w:val="000000"/>
-                <w:szCs w:val="32"/>
+              <w:t>bûxhõx</w:t>
+            </w:r>
+            <w:r>
+              <w:rPr>
+                <w:rFonts w:ascii="BRH Malayalam Extra" w:eastAsia="Times New Roman" w:hAnsi="BRH Malayalam Extra" w:cs="BRH Malayalam Extra"/>
+                <w:color w:val="000000"/>
+                <w:sz w:val="32"/>
+                <w:szCs w:val="40"/>
                 <w:lang w:val="it-IT" w:eastAsia="en-IN" w:bidi="ml-IN"/>
               </w:rPr>
               <w:t>–</w:t>
@@ -513,59 +1139,496 @@
               <w:rPr>
                 <w:rFonts w:ascii="BRH Malayalam Extra" w:eastAsia="Times New Roman" w:hAnsi="BRH Malayalam Extra" w:cs="BRH Malayalam Extra"/>
                 <w:color w:val="000000"/>
-                <w:sz w:val="32"/>
-                <w:szCs w:val="32"/>
+                <w:sz w:val="40"/>
+                <w:szCs w:val="40"/>
                 <w:lang w:val="it-IT" w:eastAsia="en-IN" w:bidi="ml-IN"/>
               </w:rPr>
-              <w:t>öÉy</w:t>
-            </w:r>
-            <w:r>
-              <w:rPr>
-                <w:rFonts w:ascii="BRH Malayalam Extra" w:eastAsia="Times New Roman" w:hAnsi="BRH Malayalam Extra" w:cs="BRH Malayalam Extra"/>
-                <w:color w:val="000000"/>
-                <w:szCs w:val="32"/>
+              <w:t xml:space="preserve">I Mxª.t—e¥Zõ | </w:t>
+            </w:r>
+          </w:p>
+          <w:p>
+            <w:pPr>
+              <w:spacing w:before="0" w:line="240" w:lineRule="auto"/>
+              <w:rPr>
+                <w:rFonts w:ascii="BRH Devanagari Extra" w:hAnsi="BRH Devanagari Extra" w:cs="BRH Devanagari Extra"/>
+                <w:color w:val="000000"/>
+                <w:sz w:val="40"/>
+                <w:szCs w:val="40"/>
+                <w:lang w:val="it-IT" w:bidi="ml-IN"/>
+              </w:rPr>
+            </w:pPr>
+            <w:r>
+              <w:rPr>
+                <w:rFonts w:ascii="BRH Malayalam Extra" w:eastAsia="Times New Roman" w:hAnsi="BRH Malayalam Extra" w:cs="BRH Malayalam Extra"/>
+                <w:color w:val="000000"/>
+                <w:sz w:val="40"/>
+                <w:szCs w:val="40"/>
                 <w:lang w:val="it-IT" w:eastAsia="en-IN" w:bidi="ml-IN"/>
               </w:rPr>
-              <w:t>–</w:t>
-            </w:r>
-            <w:r>
-              <w:rPr>
-                <w:rFonts w:ascii="BRH Malayalam Extra" w:eastAsia="Times New Roman" w:hAnsi="BRH Malayalam Extra" w:cs="BRH Malayalam Extra"/>
-                <w:color w:val="000000"/>
-                <w:sz w:val="32"/>
-                <w:szCs w:val="32"/>
+              <w:t>Mx</w:t>
+            </w:r>
+            <w:r>
+              <w:rPr>
+                <w:rFonts w:ascii="BRH Malayalam Extra" w:eastAsia="Times New Roman" w:hAnsi="BRH Malayalam Extra" w:cs="BRH Malayalam Extra"/>
+                <w:color w:val="000000"/>
+                <w:sz w:val="40"/>
+                <w:szCs w:val="40"/>
+                <w:highlight w:val="yellow"/>
                 <w:lang w:val="it-IT" w:eastAsia="en-IN" w:bidi="ml-IN"/>
               </w:rPr>
-              <w:t>jKx—i</w:t>
-            </w:r>
-            <w:r>
-              <w:rPr>
-                <w:rFonts w:ascii="BRH Malayalam Extra" w:eastAsia="Times New Roman" w:hAnsi="BRH Malayalam Extra" w:cs="BRH Malayalam Extra"/>
-                <w:color w:val="000000"/>
-                <w:szCs w:val="32"/>
+              <w:t>ª</w:t>
+            </w:r>
+            <w:r>
+              <w:rPr>
+                <w:rFonts w:ascii="BRH Malayalam Extra" w:eastAsia="Times New Roman" w:hAnsi="BRH Malayalam Extra" w:cs="BRH Malayalam Extra"/>
+                <w:color w:val="000000"/>
+                <w:sz w:val="40"/>
+                <w:szCs w:val="40"/>
                 <w:lang w:val="it-IT" w:eastAsia="en-IN" w:bidi="ml-IN"/>
               </w:rPr>
-              <w:t>–</w:t>
-            </w:r>
-            <w:r>
-              <w:rPr>
-                <w:rFonts w:ascii="BRH Malayalam Extra" w:eastAsia="Times New Roman" w:hAnsi="BRH Malayalam Extra" w:cs="BRH Malayalam Extra"/>
-                <w:color w:val="000000"/>
-                <w:sz w:val="32"/>
-                <w:szCs w:val="32"/>
+              <w:t>.—te¥Zõ R¡¥txZy |</w:t>
+            </w:r>
+          </w:p>
+        </w:tc>
+        <w:tc>
+          <w:tcPr>
+            <w:tcW w:w="5139" w:type="dxa"/>
+          </w:tcPr>
+          <w:p>
+            <w:pPr>
+              <w:widowControl w:val="0"/>
+              <w:autoSpaceDE w:val="0"/>
+              <w:autoSpaceDN w:val="0"/>
+              <w:adjustRightInd w:val="0"/>
+              <w:spacing w:line="252" w:lineRule="auto"/>
+              <w:rPr>
+                <w:rFonts w:ascii="BRH Malayalam Extra" w:eastAsia="Times New Roman" w:hAnsi="BRH Malayalam Extra" w:cs="BRH Malayalam Extra"/>
+                <w:color w:val="000000"/>
+                <w:sz w:val="40"/>
+                <w:szCs w:val="40"/>
                 <w:lang w:val="it-IT" w:eastAsia="en-IN" w:bidi="ml-IN"/>
               </w:rPr>
-              <w:t>¤¤sõKx—bqx</w:t>
-            </w:r>
-            <w:r>
-              <w:rPr>
-                <w:rFonts w:ascii="BRH Malayalam Extra" w:eastAsia="Times New Roman" w:hAnsi="BRH Malayalam Extra" w:cs="BRH Malayalam Extra"/>
-                <w:color w:val="000000"/>
-                <w:sz w:val="32"/>
-                <w:szCs w:val="32"/>
+            </w:pPr>
+            <w:r>
+              <w:rPr>
+                <w:rFonts w:ascii="BRH Malayalam Extra" w:eastAsia="Times New Roman" w:hAnsi="BRH Malayalam Extra" w:cs="BRH Malayalam Extra"/>
+                <w:color w:val="000000"/>
+                <w:sz w:val="40"/>
+                <w:szCs w:val="40"/>
+                <w:lang w:val="it-IT" w:eastAsia="en-IN" w:bidi="ml-IN"/>
+              </w:rPr>
+              <w:t>bûxhõx</w:t>
+            </w:r>
+            <w:r>
+              <w:rPr>
+                <w:rFonts w:ascii="BRH Malayalam Extra" w:eastAsia="Times New Roman" w:hAnsi="BRH Malayalam Extra" w:cs="BRH Malayalam Extra"/>
+                <w:color w:val="000000"/>
+                <w:sz w:val="32"/>
+                <w:szCs w:val="40"/>
+                <w:lang w:val="it-IT" w:eastAsia="en-IN" w:bidi="ml-IN"/>
+              </w:rPr>
+              <w:t>–</w:t>
+            </w:r>
+            <w:r>
+              <w:rPr>
+                <w:rFonts w:ascii="BRH Malayalam Extra" w:eastAsia="Times New Roman" w:hAnsi="BRH Malayalam Extra" w:cs="BRH Malayalam Extra"/>
+                <w:color w:val="000000"/>
+                <w:sz w:val="40"/>
+                <w:szCs w:val="40"/>
+                <w:lang w:val="it-IT" w:eastAsia="en-IN" w:bidi="ml-IN"/>
+              </w:rPr>
+              <w:t xml:space="preserve">I Mxª.t—e¥Zõ | </w:t>
+            </w:r>
+          </w:p>
+          <w:p>
+            <w:pPr>
+              <w:spacing w:before="0" w:line="240" w:lineRule="auto"/>
+              <w:rPr>
+                <w:rFonts w:ascii="BRH Devanagari Extra" w:hAnsi="BRH Devanagari Extra" w:cs="BRH Devanagari Extra"/>
+                <w:color w:val="000000"/>
+                <w:sz w:val="40"/>
+                <w:szCs w:val="40"/>
+                <w:lang w:val="it-IT" w:bidi="ml-IN"/>
+              </w:rPr>
+            </w:pPr>
+            <w:r>
+              <w:rPr>
+                <w:rFonts w:ascii="BRH Malayalam Extra" w:eastAsia="Times New Roman" w:hAnsi="BRH Malayalam Extra" w:cs="BRH Malayalam Extra"/>
+                <w:color w:val="000000"/>
+                <w:sz w:val="40"/>
+                <w:szCs w:val="40"/>
+                <w:lang w:val="it-IT" w:eastAsia="en-IN" w:bidi="ml-IN"/>
+              </w:rPr>
+              <w:t>Mxª</w:t>
+            </w:r>
+            <w:r>
+              <w:rPr>
+                <w:rFonts w:ascii="BRH Malayalam Extra" w:eastAsia="Times New Roman" w:hAnsi="BRH Malayalam Extra" w:cs="BRH Malayalam Extra"/>
+                <w:color w:val="000000"/>
+                <w:sz w:val="40"/>
+                <w:szCs w:val="40"/>
+                <w:lang w:val="it-IT" w:eastAsia="en-IN" w:bidi="ml-IN"/>
+              </w:rPr>
+              <w:t>.</w:t>
+            </w:r>
+            <w:r>
+              <w:rPr>
+                <w:rFonts w:ascii="BRH Malayalam Extra" w:eastAsia="Times New Roman" w:hAnsi="BRH Malayalam Extra" w:cs="BRH Malayalam Extra"/>
+                <w:color w:val="000000"/>
+                <w:sz w:val="40"/>
+                <w:szCs w:val="40"/>
                 <w:highlight w:val="green"/>
                 <w:lang w:val="it-IT" w:eastAsia="en-IN" w:bidi="ml-IN"/>
               </w:rPr>
+              <w:t>t</w:t>
+            </w:r>
+            <w:r>
+              <w:rPr>
+                <w:rFonts w:ascii="BRH Malayalam Extra" w:eastAsia="Times New Roman" w:hAnsi="BRH Malayalam Extra" w:cs="BRH Malayalam Extra"/>
+                <w:color w:val="000000"/>
+                <w:sz w:val="40"/>
+                <w:szCs w:val="40"/>
+                <w:lang w:val="it-IT" w:eastAsia="en-IN" w:bidi="ml-IN"/>
+              </w:rPr>
+              <w:t>—e¥Zõ R¡¥txZy |</w:t>
+            </w:r>
+          </w:p>
+        </w:tc>
+      </w:tr>
+      <w:tr>
+        <w:trPr>
+          <w:trHeight w:val="964"/>
+        </w:trPr>
+        <w:tc>
+          <w:tcPr>
+            <w:tcW w:w="4473" w:type="dxa"/>
+          </w:tcPr>
+          <w:p>
+            <w:pPr>
+              <w:widowControl w:val="0"/>
+              <w:tabs>
+                <w:tab w:val="left" w:pos="993"/>
+              </w:tabs>
+              <w:autoSpaceDE w:val="0"/>
+              <w:autoSpaceDN w:val="0"/>
+              <w:adjustRightInd w:val="0"/>
+              <w:spacing w:before="0" w:line="252" w:lineRule="auto"/>
+              <w:ind w:right="297"/>
+              <w:rPr>
+                <w:rFonts w:cs="Arial"/>
+                <w:b/>
+                <w:sz w:val="28"/>
+                <w:szCs w:val="32"/>
+              </w:rPr>
+            </w:pPr>
+            <w:r>
+              <w:rPr>
+                <w:rFonts w:cs="Arial"/>
+                <w:b/>
+                <w:sz w:val="28"/>
+                <w:szCs w:val="32"/>
+              </w:rPr>
+              <w:t>T.S.6.3.</w:t>
+            </w:r>
+            <w:r>
+              <w:rPr>
+                <w:rFonts w:cs="Arial"/>
+                <w:b/>
+                <w:sz w:val="28"/>
+                <w:szCs w:val="32"/>
+              </w:rPr>
+              <w:t xml:space="preserve">3.6 </w:t>
+            </w:r>
+            <w:r>
+              <w:rPr>
+                <w:rFonts w:cs="Arial"/>
+                <w:b/>
+                <w:sz w:val="28"/>
+                <w:szCs w:val="32"/>
+              </w:rPr>
+              <w:t xml:space="preserve"> – Kramam</w:t>
+            </w:r>
+          </w:p>
+          <w:p>
+            <w:pPr>
+              <w:widowControl w:val="0"/>
+              <w:tabs>
+                <w:tab w:val="left" w:pos="993"/>
+              </w:tabs>
+              <w:autoSpaceDE w:val="0"/>
+              <w:autoSpaceDN w:val="0"/>
+              <w:adjustRightInd w:val="0"/>
+              <w:spacing w:before="0" w:line="252" w:lineRule="auto"/>
+              <w:ind w:right="297"/>
+              <w:rPr>
+                <w:rFonts w:cs="Arial"/>
+                <w:b/>
+                <w:sz w:val="28"/>
+                <w:szCs w:val="32"/>
+                <w:lang w:val="en-IN"/>
+              </w:rPr>
+            </w:pPr>
+            <w:r>
+              <w:rPr>
+                <w:rFonts w:cs="Arial"/>
+                <w:b/>
+                <w:sz w:val="28"/>
+                <w:szCs w:val="32"/>
+                <w:lang w:val="en-IN"/>
+              </w:rPr>
+              <w:t>Krama Vaakyam No.– 43</w:t>
+            </w:r>
+          </w:p>
+          <w:p>
+            <w:pPr>
+              <w:widowControl w:val="0"/>
+              <w:tabs>
+                <w:tab w:val="left" w:pos="993"/>
+              </w:tabs>
+              <w:autoSpaceDE w:val="0"/>
+              <w:autoSpaceDN w:val="0"/>
+              <w:adjustRightInd w:val="0"/>
+              <w:spacing w:before="0" w:line="252" w:lineRule="auto"/>
+              <w:ind w:right="297"/>
+              <w:rPr>
+                <w:rFonts w:cs="Arial"/>
+                <w:b/>
+                <w:sz w:val="28"/>
+                <w:szCs w:val="32"/>
+                <w:lang w:val="it-IT"/>
+              </w:rPr>
+            </w:pPr>
+            <w:r>
+              <w:rPr>
+                <w:rFonts w:cs="Arial"/>
+                <w:b/>
+                <w:sz w:val="28"/>
+                <w:szCs w:val="32"/>
+                <w:lang w:val="it-IT"/>
+              </w:rPr>
+              <w:t>Panchaati No</w:t>
+            </w:r>
+            <w:r>
+              <w:rPr>
+                <w:rFonts w:cs="Arial"/>
+                <w:b/>
+                <w:szCs w:val="32"/>
+                <w:lang w:val="it-IT"/>
+              </w:rPr>
+              <w:t xml:space="preserve">. - </w:t>
+            </w:r>
+            <w:r>
+              <w:rPr>
+                <w:rFonts w:cs="Arial"/>
+                <w:b/>
+                <w:sz w:val="28"/>
+                <w:szCs w:val="32"/>
+                <w:lang w:val="it-IT"/>
+              </w:rPr>
+              <w:t>18</w:t>
+            </w:r>
+          </w:p>
+        </w:tc>
+        <w:tc>
+          <w:tcPr>
+            <w:tcW w:w="4819" w:type="dxa"/>
+          </w:tcPr>
+          <w:p>
+            <w:pPr>
+              <w:spacing w:before="0" w:line="240" w:lineRule="auto"/>
+              <w:rPr>
+                <w:rFonts w:ascii="BRH Malayalam Extra" w:eastAsia="Times New Roman" w:hAnsi="BRH Malayalam Extra" w:cs="BRH Malayalam Extra"/>
+                <w:color w:val="000000"/>
+                <w:sz w:val="40"/>
+                <w:szCs w:val="40"/>
+                <w:lang w:val="it-IT" w:eastAsia="en-IN" w:bidi="ml-IN"/>
+              </w:rPr>
+            </w:pPr>
+            <w:r>
+              <w:rPr>
+                <w:rFonts w:ascii="BRH Malayalam Extra" w:eastAsia="Times New Roman" w:hAnsi="BRH Malayalam Extra" w:cs="BRH Malayalam Extra"/>
+                <w:color w:val="000000"/>
+                <w:sz w:val="32"/>
+                <w:szCs w:val="32"/>
+                <w:lang w:val="it-IT" w:eastAsia="en-IN" w:bidi="ml-IN"/>
+              </w:rPr>
+              <w:t>C</w:t>
+            </w:r>
+            <w:r>
+              <w:rPr>
+                <w:rFonts w:ascii="BRH Malayalam Extra" w:eastAsia="Times New Roman" w:hAnsi="BRH Malayalam Extra" w:cs="BRH Malayalam Extra"/>
+                <w:color w:val="000000"/>
+                <w:szCs w:val="32"/>
+                <w:lang w:val="it-IT" w:eastAsia="en-IN" w:bidi="ml-IN"/>
+              </w:rPr>
+              <w:t>–</w:t>
+            </w:r>
+            <w:r>
+              <w:rPr>
+                <w:rFonts w:ascii="BRH Malayalam Extra" w:eastAsia="Times New Roman" w:hAnsi="BRH Malayalam Extra" w:cs="BRH Malayalam Extra"/>
+                <w:color w:val="000000"/>
+                <w:sz w:val="32"/>
+                <w:szCs w:val="32"/>
+                <w:lang w:val="it-IT" w:eastAsia="en-IN" w:bidi="ml-IN"/>
+              </w:rPr>
+              <w:t>öÉy</w:t>
+            </w:r>
+            <w:r>
+              <w:rPr>
+                <w:rFonts w:ascii="BRH Malayalam Extra" w:eastAsia="Times New Roman" w:hAnsi="BRH Malayalam Extra" w:cs="BRH Malayalam Extra"/>
+                <w:color w:val="000000"/>
+                <w:szCs w:val="32"/>
+                <w:lang w:val="it-IT" w:eastAsia="en-IN" w:bidi="ml-IN"/>
+              </w:rPr>
+              <w:t>–</w:t>
+            </w:r>
+            <w:r>
+              <w:rPr>
+                <w:rFonts w:ascii="BRH Malayalam Extra" w:eastAsia="Times New Roman" w:hAnsi="BRH Malayalam Extra" w:cs="BRH Malayalam Extra"/>
+                <w:color w:val="000000"/>
+                <w:sz w:val="32"/>
+                <w:szCs w:val="32"/>
+                <w:lang w:val="it-IT" w:eastAsia="en-IN" w:bidi="ml-IN"/>
+              </w:rPr>
+              <w:t>jKx—i</w:t>
+            </w:r>
+            <w:r>
+              <w:rPr>
+                <w:rFonts w:ascii="BRH Malayalam Extra" w:eastAsia="Times New Roman" w:hAnsi="BRH Malayalam Extra" w:cs="BRH Malayalam Extra"/>
+                <w:color w:val="000000"/>
+                <w:szCs w:val="32"/>
+                <w:lang w:val="it-IT" w:eastAsia="en-IN" w:bidi="ml-IN"/>
+              </w:rPr>
+              <w:t>–</w:t>
+            </w:r>
+            <w:r>
+              <w:rPr>
+                <w:rFonts w:ascii="BRH Malayalam Extra" w:eastAsia="Times New Roman" w:hAnsi="BRH Malayalam Extra" w:cs="BRH Malayalam Extra"/>
+                <w:color w:val="000000"/>
+                <w:sz w:val="32"/>
+                <w:szCs w:val="32"/>
+                <w:lang w:val="it-IT" w:eastAsia="en-IN" w:bidi="ml-IN"/>
+              </w:rPr>
+              <w:t>¤¤sõKx—bqx±</w:t>
+            </w:r>
+            <w:r>
+              <w:rPr>
+                <w:rFonts w:ascii="BRH Malayalam Extra" w:eastAsia="Times New Roman" w:hAnsi="BRH Malayalam Extra" w:cs="BRH Malayalam Extra"/>
+                <w:color w:val="000000"/>
+                <w:sz w:val="32"/>
+                <w:szCs w:val="32"/>
+                <w:highlight w:val="yellow"/>
+                <w:lang w:val="it-IT" w:eastAsia="en-IN" w:bidi="ml-IN"/>
+              </w:rPr>
+              <w:t>x</w:t>
+            </w:r>
+            <w:r>
+              <w:rPr>
+                <w:rFonts w:ascii="BRH Malayalam Extra" w:eastAsia="Times New Roman" w:hAnsi="BRH Malayalam Extra" w:cs="BRH Malayalam Extra"/>
+                <w:color w:val="000000"/>
+                <w:sz w:val="32"/>
+                <w:szCs w:val="32"/>
+                <w:lang w:val="it-IT" w:eastAsia="en-IN" w:bidi="ml-IN"/>
+              </w:rPr>
+              <w:t>kx |</w:t>
+            </w:r>
+          </w:p>
+        </w:tc>
+        <w:tc>
+          <w:tcPr>
+            <w:tcW w:w="5139" w:type="dxa"/>
+          </w:tcPr>
+          <w:p>
+            <w:pPr>
+              <w:widowControl w:val="0"/>
+              <w:autoSpaceDE w:val="0"/>
+              <w:autoSpaceDN w:val="0"/>
+              <w:adjustRightInd w:val="0"/>
+              <w:spacing w:line="252" w:lineRule="auto"/>
+              <w:rPr>
+                <w:rFonts w:ascii="BRH Malayalam Extra" w:eastAsia="Times New Roman" w:hAnsi="BRH Malayalam Extra" w:cs="BRH Malayalam Extra"/>
+                <w:color w:val="000000"/>
+                <w:sz w:val="40"/>
+                <w:szCs w:val="40"/>
+                <w:lang w:val="it-IT" w:eastAsia="en-IN" w:bidi="ml-IN"/>
+              </w:rPr>
+            </w:pPr>
+            <w:r>
+              <w:rPr>
+                <w:rFonts w:ascii="BRH Malayalam Extra" w:eastAsia="Times New Roman" w:hAnsi="BRH Malayalam Extra" w:cs="BRH Malayalam Extra"/>
+                <w:color w:val="000000"/>
+                <w:sz w:val="32"/>
+                <w:szCs w:val="32"/>
+                <w:lang w:val="it-IT" w:eastAsia="en-IN" w:bidi="ml-IN"/>
+              </w:rPr>
+              <w:t>C</w:t>
+            </w:r>
+            <w:r>
+              <w:rPr>
+                <w:rFonts w:ascii="BRH Malayalam Extra" w:eastAsia="Times New Roman" w:hAnsi="BRH Malayalam Extra" w:cs="BRH Malayalam Extra"/>
+                <w:color w:val="000000"/>
+                <w:szCs w:val="32"/>
+                <w:lang w:val="it-IT" w:eastAsia="en-IN" w:bidi="ml-IN"/>
+              </w:rPr>
+              <w:t>–</w:t>
+            </w:r>
+            <w:r>
+              <w:rPr>
+                <w:rFonts w:ascii="BRH Malayalam Extra" w:eastAsia="Times New Roman" w:hAnsi="BRH Malayalam Extra" w:cs="BRH Malayalam Extra"/>
+                <w:color w:val="000000"/>
+                <w:sz w:val="32"/>
+                <w:szCs w:val="32"/>
+                <w:lang w:val="it-IT" w:eastAsia="en-IN" w:bidi="ml-IN"/>
+              </w:rPr>
+              <w:t>öÉy</w:t>
+            </w:r>
+            <w:r>
+              <w:rPr>
+                <w:rFonts w:ascii="BRH Malayalam Extra" w:eastAsia="Times New Roman" w:hAnsi="BRH Malayalam Extra" w:cs="BRH Malayalam Extra"/>
+                <w:color w:val="000000"/>
+                <w:szCs w:val="32"/>
+                <w:lang w:val="it-IT" w:eastAsia="en-IN" w:bidi="ml-IN"/>
+              </w:rPr>
+              <w:t>–</w:t>
+            </w:r>
+            <w:r>
+              <w:rPr>
+                <w:rFonts w:ascii="BRH Malayalam Extra" w:eastAsia="Times New Roman" w:hAnsi="BRH Malayalam Extra" w:cs="BRH Malayalam Extra"/>
+                <w:color w:val="000000"/>
+                <w:sz w:val="32"/>
+                <w:szCs w:val="32"/>
+                <w:lang w:val="it-IT" w:eastAsia="en-IN" w:bidi="ml-IN"/>
+              </w:rPr>
+              <w:t>jKx—i</w:t>
+            </w:r>
+            <w:r>
+              <w:rPr>
+                <w:rFonts w:ascii="BRH Malayalam Extra" w:eastAsia="Times New Roman" w:hAnsi="BRH Malayalam Extra" w:cs="BRH Malayalam Extra"/>
+                <w:color w:val="000000"/>
+                <w:szCs w:val="32"/>
+                <w:lang w:val="it-IT" w:eastAsia="en-IN" w:bidi="ml-IN"/>
+              </w:rPr>
+              <w:t>–</w:t>
+            </w:r>
+            <w:r>
+              <w:rPr>
+                <w:rFonts w:ascii="BRH Malayalam Extra" w:eastAsia="Times New Roman" w:hAnsi="BRH Malayalam Extra" w:cs="BRH Malayalam Extra"/>
+                <w:color w:val="000000"/>
+                <w:sz w:val="32"/>
+                <w:szCs w:val="32"/>
+                <w:lang w:val="it-IT" w:eastAsia="en-IN" w:bidi="ml-IN"/>
+              </w:rPr>
+              <w:t>¤¤sõKx—bqx</w:t>
+            </w:r>
+            <w:r>
+              <w:rPr>
+                <w:rFonts w:ascii="BRH Malayalam Extra" w:eastAsia="Times New Roman" w:hAnsi="BRH Malayalam Extra" w:cs="BRH Malayalam Extra"/>
+                <w:color w:val="000000"/>
+                <w:sz w:val="32"/>
+                <w:szCs w:val="32"/>
+                <w:highlight w:val="green"/>
+                <w:lang w:val="it-IT" w:eastAsia="en-IN" w:bidi="ml-IN"/>
+              </w:rPr>
               <w:t>±</w:t>
             </w:r>
             <w:r>
@@ -577,6 +1640,1872 @@
                 <w:lang w:val="it-IT" w:eastAsia="en-IN" w:bidi="ml-IN"/>
               </w:rPr>
               <w:t xml:space="preserve">kx | </w:t>
+            </w:r>
+          </w:p>
+        </w:tc>
+      </w:tr>
+      <w:tr>
+        <w:trPr>
+          <w:trHeight w:val="964"/>
+        </w:trPr>
+        <w:tc>
+          <w:tcPr>
+            <w:tcW w:w="4473" w:type="dxa"/>
+          </w:tcPr>
+          <w:p>
+            <w:pPr>
+              <w:widowControl w:val="0"/>
+              <w:tabs>
+                <w:tab w:val="left" w:pos="993"/>
+              </w:tabs>
+              <w:autoSpaceDE w:val="0"/>
+              <w:autoSpaceDN w:val="0"/>
+              <w:adjustRightInd w:val="0"/>
+              <w:spacing w:before="0" w:line="252" w:lineRule="auto"/>
+              <w:ind w:right="297"/>
+              <w:rPr>
+                <w:rFonts w:cs="Arial"/>
+                <w:b/>
+                <w:sz w:val="28"/>
+                <w:szCs w:val="28"/>
+              </w:rPr>
+            </w:pPr>
+            <w:r>
+              <w:rPr>
+                <w:rFonts w:cs="Arial"/>
+                <w:b/>
+                <w:sz w:val="28"/>
+                <w:szCs w:val="28"/>
+              </w:rPr>
+              <w:t>T.S.6.3.</w:t>
+            </w:r>
+            <w:r>
+              <w:rPr>
+                <w:rFonts w:cs="Arial"/>
+                <w:b/>
+                <w:sz w:val="28"/>
+                <w:szCs w:val="28"/>
+              </w:rPr>
+              <w:t>4</w:t>
+            </w:r>
+            <w:r>
+              <w:rPr>
+                <w:rFonts w:cs="Arial"/>
+                <w:b/>
+                <w:sz w:val="28"/>
+                <w:szCs w:val="28"/>
+              </w:rPr>
+              <w:t>.</w:t>
+            </w:r>
+            <w:r>
+              <w:rPr>
+                <w:rFonts w:cs="Arial"/>
+                <w:b/>
+                <w:sz w:val="28"/>
+                <w:szCs w:val="28"/>
+              </w:rPr>
+              <w:t>1</w:t>
+            </w:r>
+            <w:r>
+              <w:rPr>
+                <w:rFonts w:cs="Arial"/>
+                <w:b/>
+                <w:sz w:val="28"/>
+                <w:szCs w:val="28"/>
+              </w:rPr>
+              <w:t xml:space="preserve">  – Kramam</w:t>
+            </w:r>
+          </w:p>
+          <w:p>
+            <w:pPr>
+              <w:widowControl w:val="0"/>
+              <w:tabs>
+                <w:tab w:val="left" w:pos="993"/>
+              </w:tabs>
+              <w:autoSpaceDE w:val="0"/>
+              <w:autoSpaceDN w:val="0"/>
+              <w:adjustRightInd w:val="0"/>
+              <w:spacing w:before="0" w:line="252" w:lineRule="auto"/>
+              <w:ind w:right="297"/>
+              <w:rPr>
+                <w:rFonts w:cs="Arial"/>
+                <w:b/>
+                <w:sz w:val="28"/>
+                <w:szCs w:val="28"/>
+                <w:lang w:val="en-IN"/>
+              </w:rPr>
+            </w:pPr>
+            <w:r>
+              <w:rPr>
+                <w:rFonts w:cs="Arial"/>
+                <w:b/>
+                <w:sz w:val="28"/>
+                <w:szCs w:val="28"/>
+                <w:lang w:val="en-IN"/>
+              </w:rPr>
+              <w:t>Krama Vaakyam No.–</w:t>
+            </w:r>
+            <w:r>
+              <w:rPr>
+                <w:rFonts w:cs="Arial"/>
+                <w:b/>
+                <w:sz w:val="28"/>
+                <w:szCs w:val="28"/>
+                <w:lang w:val="en-IN"/>
+              </w:rPr>
+              <w:t>18</w:t>
+            </w:r>
+          </w:p>
+          <w:p>
+            <w:pPr>
+              <w:widowControl w:val="0"/>
+              <w:tabs>
+                <w:tab w:val="left" w:pos="993"/>
+              </w:tabs>
+              <w:autoSpaceDE w:val="0"/>
+              <w:autoSpaceDN w:val="0"/>
+              <w:adjustRightInd w:val="0"/>
+              <w:spacing w:before="0" w:line="252" w:lineRule="auto"/>
+              <w:ind w:right="297"/>
+              <w:rPr>
+                <w:rFonts w:cs="Arial"/>
+                <w:b/>
+                <w:sz w:val="28"/>
+                <w:szCs w:val="32"/>
+              </w:rPr>
+            </w:pPr>
+            <w:r>
+              <w:rPr>
+                <w:rFonts w:cs="Arial"/>
+                <w:b/>
+                <w:sz w:val="28"/>
+                <w:szCs w:val="28"/>
+                <w:lang w:val="it-IT"/>
+              </w:rPr>
+              <w:t>Panchaati No. - 1</w:t>
+            </w:r>
+            <w:r>
+              <w:rPr>
+                <w:rFonts w:cs="Arial"/>
+                <w:b/>
+                <w:sz w:val="28"/>
+                <w:szCs w:val="28"/>
+                <w:lang w:val="it-IT"/>
+              </w:rPr>
+              <w:t>9</w:t>
+            </w:r>
+          </w:p>
+        </w:tc>
+        <w:tc>
+          <w:tcPr>
+            <w:tcW w:w="4819" w:type="dxa"/>
+          </w:tcPr>
+          <w:p>
+            <w:pPr>
+              <w:spacing w:before="0" w:line="240" w:lineRule="auto"/>
+              <w:rPr>
+                <w:rFonts w:ascii="BRH Malayalam Extra" w:eastAsia="Times New Roman" w:hAnsi="BRH Malayalam Extra" w:cs="BRH Malayalam Extra"/>
+                <w:color w:val="000000"/>
+                <w:sz w:val="40"/>
+                <w:szCs w:val="40"/>
+                <w:lang w:eastAsia="en-IN" w:bidi="ml-IN"/>
+              </w:rPr>
+            </w:pPr>
+            <w:r>
+              <w:rPr>
+                <w:rFonts w:ascii="BRH Malayalam Extra" w:eastAsia="Times New Roman" w:hAnsi="BRH Malayalam Extra" w:cs="BRH Malayalam Extra"/>
+                <w:color w:val="000000"/>
+                <w:sz w:val="40"/>
+                <w:szCs w:val="40"/>
+                <w:lang w:eastAsia="en-IN" w:bidi="ml-IN"/>
+              </w:rPr>
+              <w:t>D</w:t>
+            </w:r>
+            <w:r>
+              <w:rPr>
+                <w:rFonts w:ascii="BRH Malayalam Extra" w:eastAsia="Times New Roman" w:hAnsi="BRH Malayalam Extra" w:cs="BRH Malayalam Extra"/>
+                <w:color w:val="000000"/>
+                <w:sz w:val="32"/>
+                <w:szCs w:val="40"/>
+                <w:lang w:eastAsia="en-IN" w:bidi="ml-IN"/>
+              </w:rPr>
+              <w:t>–</w:t>
+            </w:r>
+            <w:r>
+              <w:rPr>
+                <w:rFonts w:ascii="BRH Malayalam Extra" w:eastAsia="Times New Roman" w:hAnsi="BRH Malayalam Extra" w:cs="BRH Malayalam Extra"/>
+                <w:color w:val="000000"/>
+                <w:sz w:val="40"/>
+                <w:szCs w:val="40"/>
+                <w:lang w:eastAsia="en-IN" w:bidi="ml-IN"/>
+              </w:rPr>
+              <w:t>±</w:t>
+            </w:r>
+            <w:r>
+              <w:rPr>
+                <w:rFonts w:ascii="BRH Malayalam Extra" w:eastAsia="Times New Roman" w:hAnsi="BRH Malayalam Extra" w:cs="BRH Malayalam Extra"/>
+                <w:color w:val="000000"/>
+                <w:sz w:val="32"/>
+                <w:szCs w:val="40"/>
+                <w:lang w:eastAsia="en-IN" w:bidi="ml-IN"/>
+              </w:rPr>
+              <w:t>–</w:t>
+            </w:r>
+            <w:r>
+              <w:rPr>
+                <w:rFonts w:ascii="BRH Malayalam Extra" w:eastAsia="Times New Roman" w:hAnsi="BRH Malayalam Extra" w:cs="BRH Malayalam Extra"/>
+                <w:color w:val="000000"/>
+                <w:sz w:val="40"/>
+                <w:szCs w:val="40"/>
+                <w:lang w:eastAsia="en-IN" w:bidi="ml-IN"/>
+              </w:rPr>
+              <w:t>Zy</w:t>
+            </w:r>
+            <w:r>
+              <w:rPr>
+                <w:rFonts w:ascii="BRH Malayalam Extra" w:eastAsia="Times New Roman" w:hAnsi="BRH Malayalam Extra" w:cs="BRH Malayalam Extra"/>
+                <w:color w:val="000000"/>
+                <w:sz w:val="32"/>
+                <w:szCs w:val="40"/>
+                <w:lang w:eastAsia="en-IN" w:bidi="ml-IN"/>
+              </w:rPr>
+              <w:t>–</w:t>
+            </w:r>
+            <w:r>
+              <w:rPr>
+                <w:rFonts w:ascii="BRH Malayalam Extra" w:eastAsia="Times New Roman" w:hAnsi="BRH Malayalam Extra" w:cs="BRH Malayalam Extra"/>
+                <w:color w:val="000000"/>
+                <w:sz w:val="40"/>
+                <w:szCs w:val="40"/>
+                <w:lang w:eastAsia="en-IN" w:bidi="ml-IN"/>
+              </w:rPr>
+              <w:t xml:space="preserve"> ekxO§— | </w:t>
+            </w:r>
+          </w:p>
+          <w:p>
+            <w:pPr>
+              <w:spacing w:before="0" w:line="240" w:lineRule="auto"/>
+              <w:rPr>
+                <w:rFonts w:ascii="BRH Devanagari Extra" w:hAnsi="BRH Devanagari Extra" w:cs="BRH Devanagari Extra"/>
+                <w:color w:val="000000"/>
+                <w:sz w:val="40"/>
+                <w:szCs w:val="40"/>
+                <w:lang w:bidi="ml-IN"/>
+              </w:rPr>
+            </w:pPr>
+            <w:r>
+              <w:rPr>
+                <w:rFonts w:ascii="BRH Malayalam Extra" w:eastAsia="Times New Roman" w:hAnsi="BRH Malayalam Extra" w:cs="BRH Malayalam Extra"/>
+                <w:color w:val="000000"/>
+                <w:sz w:val="40"/>
+                <w:szCs w:val="40"/>
+                <w:lang w:eastAsia="en-IN" w:bidi="ml-IN"/>
+              </w:rPr>
+              <w:t>ekx—</w:t>
+            </w:r>
+            <w:r>
+              <w:rPr>
+                <w:rFonts w:ascii="BRH Malayalam Extra" w:eastAsia="Times New Roman" w:hAnsi="BRH Malayalam Extra" w:cs="BRH Malayalam Extra"/>
+                <w:color w:val="000000"/>
+                <w:sz w:val="40"/>
+                <w:szCs w:val="40"/>
+                <w:highlight w:val="yellow"/>
+                <w:lang w:eastAsia="en-IN" w:bidi="ml-IN"/>
+              </w:rPr>
+              <w:t>O§O</w:t>
+            </w:r>
+            <w:r>
+              <w:rPr>
+                <w:rFonts w:ascii="BRH Malayalam Extra" w:eastAsia="Times New Roman" w:hAnsi="BRH Malayalam Extra" w:cs="BRH Malayalam Extra"/>
+                <w:color w:val="000000"/>
+                <w:sz w:val="40"/>
+                <w:szCs w:val="40"/>
+                <w:lang w:eastAsia="en-IN" w:bidi="ml-IN"/>
+              </w:rPr>
+              <w:t>yp |</w:t>
+            </w:r>
+          </w:p>
+        </w:tc>
+        <w:tc>
+          <w:tcPr>
+            <w:tcW w:w="5139" w:type="dxa"/>
+          </w:tcPr>
+          <w:p>
+            <w:pPr>
+              <w:spacing w:before="0" w:line="240" w:lineRule="auto"/>
+              <w:rPr>
+                <w:rFonts w:ascii="BRH Malayalam Extra" w:eastAsia="Times New Roman" w:hAnsi="BRH Malayalam Extra" w:cs="BRH Malayalam Extra"/>
+                <w:color w:val="000000"/>
+                <w:sz w:val="40"/>
+                <w:szCs w:val="40"/>
+                <w:lang w:eastAsia="en-IN" w:bidi="ml-IN"/>
+              </w:rPr>
+            </w:pPr>
+            <w:r>
+              <w:rPr>
+                <w:rFonts w:ascii="BRH Malayalam Extra" w:eastAsia="Times New Roman" w:hAnsi="BRH Malayalam Extra" w:cs="BRH Malayalam Extra"/>
+                <w:color w:val="000000"/>
+                <w:sz w:val="40"/>
+                <w:szCs w:val="40"/>
+                <w:lang w:eastAsia="en-IN" w:bidi="ml-IN"/>
+              </w:rPr>
+              <w:t>D</w:t>
+            </w:r>
+            <w:r>
+              <w:rPr>
+                <w:rFonts w:ascii="BRH Malayalam Extra" w:eastAsia="Times New Roman" w:hAnsi="BRH Malayalam Extra" w:cs="BRH Malayalam Extra"/>
+                <w:color w:val="000000"/>
+                <w:sz w:val="32"/>
+                <w:szCs w:val="40"/>
+                <w:lang w:eastAsia="en-IN" w:bidi="ml-IN"/>
+              </w:rPr>
+              <w:t>–</w:t>
+            </w:r>
+            <w:r>
+              <w:rPr>
+                <w:rFonts w:ascii="BRH Malayalam Extra" w:eastAsia="Times New Roman" w:hAnsi="BRH Malayalam Extra" w:cs="BRH Malayalam Extra"/>
+                <w:color w:val="000000"/>
+                <w:sz w:val="40"/>
+                <w:szCs w:val="40"/>
+                <w:lang w:eastAsia="en-IN" w:bidi="ml-IN"/>
+              </w:rPr>
+              <w:t>±</w:t>
+            </w:r>
+            <w:r>
+              <w:rPr>
+                <w:rFonts w:ascii="BRH Malayalam Extra" w:eastAsia="Times New Roman" w:hAnsi="BRH Malayalam Extra" w:cs="BRH Malayalam Extra"/>
+                <w:color w:val="000000"/>
+                <w:sz w:val="32"/>
+                <w:szCs w:val="40"/>
+                <w:lang w:eastAsia="en-IN" w:bidi="ml-IN"/>
+              </w:rPr>
+              <w:t>–</w:t>
+            </w:r>
+            <w:r>
+              <w:rPr>
+                <w:rFonts w:ascii="BRH Malayalam Extra" w:eastAsia="Times New Roman" w:hAnsi="BRH Malayalam Extra" w:cs="BRH Malayalam Extra"/>
+                <w:color w:val="000000"/>
+                <w:sz w:val="40"/>
+                <w:szCs w:val="40"/>
+                <w:lang w:eastAsia="en-IN" w:bidi="ml-IN"/>
+              </w:rPr>
+              <w:t>Zy</w:t>
+            </w:r>
+            <w:r>
+              <w:rPr>
+                <w:rFonts w:ascii="BRH Malayalam Extra" w:eastAsia="Times New Roman" w:hAnsi="BRH Malayalam Extra" w:cs="BRH Malayalam Extra"/>
+                <w:color w:val="000000"/>
+                <w:sz w:val="32"/>
+                <w:szCs w:val="40"/>
+                <w:lang w:eastAsia="en-IN" w:bidi="ml-IN"/>
+              </w:rPr>
+              <w:t>–</w:t>
+            </w:r>
+            <w:r>
+              <w:rPr>
+                <w:rFonts w:ascii="BRH Malayalam Extra" w:eastAsia="Times New Roman" w:hAnsi="BRH Malayalam Extra" w:cs="BRH Malayalam Extra"/>
+                <w:color w:val="000000"/>
+                <w:sz w:val="40"/>
+                <w:szCs w:val="40"/>
+                <w:lang w:eastAsia="en-IN" w:bidi="ml-IN"/>
+              </w:rPr>
+              <w:t xml:space="preserve"> ekxO§— | </w:t>
+            </w:r>
+          </w:p>
+          <w:p>
+            <w:pPr>
+              <w:spacing w:before="0" w:line="240" w:lineRule="auto"/>
+              <w:rPr>
+                <w:rFonts w:ascii="BRH Devanagari Extra" w:hAnsi="BRH Devanagari Extra" w:cs="BRH Devanagari Extra"/>
+                <w:color w:val="000000"/>
+                <w:sz w:val="40"/>
+                <w:szCs w:val="40"/>
+                <w:lang w:bidi="ml-IN"/>
+              </w:rPr>
+            </w:pPr>
+            <w:r>
+              <w:rPr>
+                <w:rFonts w:ascii="BRH Malayalam Extra" w:eastAsia="Times New Roman" w:hAnsi="BRH Malayalam Extra" w:cs="BRH Malayalam Extra"/>
+                <w:color w:val="000000"/>
+                <w:sz w:val="40"/>
+                <w:szCs w:val="40"/>
+                <w:lang w:eastAsia="en-IN" w:bidi="ml-IN"/>
+              </w:rPr>
+              <w:t>e</w:t>
+            </w:r>
+            <w:r>
+              <w:rPr>
+                <w:rFonts w:ascii="BRH Malayalam Extra" w:eastAsia="Times New Roman" w:hAnsi="BRH Malayalam Extra" w:cs="BRH Malayalam Extra"/>
+                <w:color w:val="000000"/>
+                <w:sz w:val="40"/>
+                <w:szCs w:val="40"/>
+                <w:highlight w:val="green"/>
+                <w:lang w:eastAsia="en-IN" w:bidi="ml-IN"/>
+              </w:rPr>
+              <w:t>kx—O</w:t>
+            </w:r>
+            <w:r>
+              <w:rPr>
+                <w:rFonts w:ascii="BRH Malayalam Extra" w:eastAsia="Times New Roman" w:hAnsi="BRH Malayalam Extra" w:cs="BRH Malayalam Extra"/>
+                <w:color w:val="000000"/>
+                <w:sz w:val="40"/>
+                <w:szCs w:val="40"/>
+                <w:lang w:eastAsia="en-IN" w:bidi="ml-IN"/>
+              </w:rPr>
+              <w:t>yp |</w:t>
+            </w:r>
+          </w:p>
+        </w:tc>
+      </w:tr>
+      <w:tr>
+        <w:trPr>
+          <w:trHeight w:val="1550"/>
+        </w:trPr>
+        <w:tc>
+          <w:tcPr>
+            <w:tcW w:w="4473" w:type="dxa"/>
+          </w:tcPr>
+          <w:p>
+            <w:pPr>
+              <w:widowControl w:val="0"/>
+              <w:tabs>
+                <w:tab w:val="left" w:pos="993"/>
+              </w:tabs>
+              <w:autoSpaceDE w:val="0"/>
+              <w:autoSpaceDN w:val="0"/>
+              <w:adjustRightInd w:val="0"/>
+              <w:spacing w:before="0" w:line="252" w:lineRule="auto"/>
+              <w:ind w:right="297"/>
+              <w:rPr>
+                <w:rFonts w:cs="Arial"/>
+                <w:b/>
+                <w:sz w:val="28"/>
+                <w:szCs w:val="28"/>
+              </w:rPr>
+            </w:pPr>
+            <w:r>
+              <w:rPr>
+                <w:rFonts w:cs="Arial"/>
+                <w:b/>
+                <w:sz w:val="28"/>
+                <w:szCs w:val="28"/>
+              </w:rPr>
+              <w:lastRenderedPageBreak/>
+              <w:t>T.S.6.3.</w:t>
+            </w:r>
+            <w:r>
+              <w:rPr>
+                <w:rFonts w:cs="Arial"/>
+                <w:b/>
+                <w:sz w:val="28"/>
+                <w:szCs w:val="28"/>
+              </w:rPr>
+              <w:t>4</w:t>
+            </w:r>
+            <w:r>
+              <w:rPr>
+                <w:rFonts w:cs="Arial"/>
+                <w:b/>
+                <w:sz w:val="28"/>
+                <w:szCs w:val="28"/>
+              </w:rPr>
+              <w:t>.</w:t>
+            </w:r>
+            <w:r>
+              <w:rPr>
+                <w:rFonts w:cs="Arial"/>
+                <w:b/>
+                <w:sz w:val="28"/>
+                <w:szCs w:val="28"/>
+              </w:rPr>
+              <w:t>8</w:t>
+            </w:r>
+            <w:r>
+              <w:rPr>
+                <w:rFonts w:cs="Arial"/>
+                <w:b/>
+                <w:sz w:val="28"/>
+                <w:szCs w:val="28"/>
+              </w:rPr>
+              <w:t xml:space="preserve">  – Kramam</w:t>
+            </w:r>
+          </w:p>
+          <w:p>
+            <w:pPr>
+              <w:widowControl w:val="0"/>
+              <w:tabs>
+                <w:tab w:val="left" w:pos="993"/>
+              </w:tabs>
+              <w:autoSpaceDE w:val="0"/>
+              <w:autoSpaceDN w:val="0"/>
+              <w:adjustRightInd w:val="0"/>
+              <w:spacing w:before="0" w:line="252" w:lineRule="auto"/>
+              <w:ind w:right="297"/>
+              <w:rPr>
+                <w:rFonts w:cs="Arial"/>
+                <w:b/>
+                <w:sz w:val="28"/>
+                <w:szCs w:val="28"/>
+                <w:lang w:val="en-IN"/>
+              </w:rPr>
+            </w:pPr>
+            <w:r>
+              <w:rPr>
+                <w:rFonts w:cs="Arial"/>
+                <w:b/>
+                <w:sz w:val="28"/>
+                <w:szCs w:val="28"/>
+                <w:lang w:val="en-IN"/>
+              </w:rPr>
+              <w:t>Krama Vaakyam No.–</w:t>
+            </w:r>
+            <w:r>
+              <w:rPr>
+                <w:rFonts w:cs="Arial"/>
+                <w:b/>
+                <w:sz w:val="28"/>
+                <w:szCs w:val="28"/>
+                <w:lang w:val="en-IN"/>
+              </w:rPr>
+              <w:t>9</w:t>
+            </w:r>
+          </w:p>
+          <w:p>
+            <w:pPr>
+              <w:widowControl w:val="0"/>
+              <w:tabs>
+                <w:tab w:val="left" w:pos="993"/>
+              </w:tabs>
+              <w:autoSpaceDE w:val="0"/>
+              <w:autoSpaceDN w:val="0"/>
+              <w:adjustRightInd w:val="0"/>
+              <w:spacing w:before="0" w:line="252" w:lineRule="auto"/>
+              <w:ind w:right="297"/>
+              <w:rPr>
+                <w:rFonts w:cs="Arial"/>
+                <w:b/>
+                <w:sz w:val="28"/>
+                <w:szCs w:val="28"/>
+              </w:rPr>
+            </w:pPr>
+            <w:r>
+              <w:rPr>
+                <w:rFonts w:cs="Arial"/>
+                <w:b/>
+                <w:sz w:val="28"/>
+                <w:szCs w:val="28"/>
+                <w:lang w:val="it-IT"/>
+              </w:rPr>
+              <w:t xml:space="preserve">Panchaati No. - </w:t>
+            </w:r>
+            <w:r>
+              <w:rPr>
+                <w:rFonts w:cs="Arial"/>
+                <w:b/>
+                <w:sz w:val="28"/>
+                <w:szCs w:val="28"/>
+                <w:lang w:val="it-IT"/>
+              </w:rPr>
+              <w:t>26</w:t>
+            </w:r>
+          </w:p>
+        </w:tc>
+        <w:tc>
+          <w:tcPr>
+            <w:tcW w:w="4819" w:type="dxa"/>
+          </w:tcPr>
+          <w:p>
+            <w:pPr>
+              <w:widowControl w:val="0"/>
+              <w:autoSpaceDE w:val="0"/>
+              <w:autoSpaceDN w:val="0"/>
+              <w:adjustRightInd w:val="0"/>
+              <w:spacing w:line="252" w:lineRule="auto"/>
+              <w:rPr>
+                <w:rFonts w:ascii="BRH Malayalam Extra" w:eastAsia="Times New Roman" w:hAnsi="BRH Malayalam Extra" w:cs="BRH Malayalam Extra"/>
+                <w:color w:val="000000"/>
+                <w:sz w:val="40"/>
+                <w:szCs w:val="40"/>
+                <w:lang w:eastAsia="en-IN" w:bidi="ml-IN"/>
+              </w:rPr>
+            </w:pPr>
+            <w:r>
+              <w:rPr>
+                <w:rFonts w:ascii="BRH Malayalam Extra" w:eastAsia="Times New Roman" w:hAnsi="BRH Malayalam Extra" w:cs="BRH Malayalam Extra"/>
+                <w:color w:val="000000"/>
+                <w:sz w:val="40"/>
+                <w:szCs w:val="40"/>
+                <w:lang w:eastAsia="en-IN" w:bidi="ml-IN"/>
+              </w:rPr>
+              <w:t>e¡</w:t>
+            </w:r>
+            <w:r>
+              <w:rPr>
+                <w:rFonts w:ascii="BRH Malayalam Extra" w:eastAsia="Times New Roman" w:hAnsi="BRH Malayalam Extra" w:cs="BRH Malayalam Extra"/>
+                <w:color w:val="000000"/>
+                <w:sz w:val="32"/>
+                <w:szCs w:val="40"/>
+                <w:lang w:eastAsia="en-IN" w:bidi="ml-IN"/>
+              </w:rPr>
+              <w:t>–</w:t>
+            </w:r>
+            <w:r>
+              <w:rPr>
+                <w:rFonts w:ascii="BRH Malayalam Extra" w:eastAsia="Times New Roman" w:hAnsi="BRH Malayalam Extra" w:cs="BRH Malayalam Extra"/>
+                <w:color w:val="000000"/>
+                <w:sz w:val="40"/>
+                <w:szCs w:val="40"/>
+                <w:lang w:eastAsia="en-IN" w:bidi="ml-IN"/>
+              </w:rPr>
+              <w:t>ksëx˜</w:t>
+            </w:r>
+            <w:r>
+              <w:rPr>
+                <w:rFonts w:ascii="BRH Malayalam Extra" w:eastAsia="Times New Roman" w:hAnsi="BRH Malayalam Extra" w:cs="BRH Malayalam Extra"/>
+                <w:color w:val="000000"/>
+                <w:sz w:val="40"/>
+                <w:szCs w:val="40"/>
+                <w:highlight w:val="yellow"/>
+                <w:lang w:eastAsia="en-IN" w:bidi="ml-IN"/>
+              </w:rPr>
+              <w:t>Z</w:t>
+            </w:r>
+            <w:r>
+              <w:rPr>
+                <w:rFonts w:ascii="BRH Malayalam Extra" w:eastAsia="Times New Roman" w:hAnsi="BRH Malayalam Extra" w:cs="BRH Malayalam Extra"/>
+                <w:color w:val="000000"/>
+                <w:sz w:val="40"/>
+                <w:szCs w:val="40"/>
+                <w:lang w:eastAsia="en-IN" w:bidi="ml-IN"/>
+              </w:rPr>
+              <w:t xml:space="preserve">§ iy¥dxZy | </w:t>
+            </w:r>
+          </w:p>
+          <w:p>
+            <w:pPr>
+              <w:spacing w:before="0" w:line="240" w:lineRule="auto"/>
+              <w:rPr>
+                <w:rFonts w:ascii="BRH Devanagari Extra" w:hAnsi="BRH Devanagari Extra" w:cs="BRH Devanagari Extra"/>
+                <w:color w:val="000000"/>
+                <w:sz w:val="40"/>
+                <w:szCs w:val="40"/>
+                <w:lang w:bidi="ml-IN"/>
+              </w:rPr>
+            </w:pPr>
+            <w:r>
+              <w:rPr>
+                <w:rFonts w:ascii="BRH Malayalam Extra" w:eastAsia="Times New Roman" w:hAnsi="BRH Malayalam Extra" w:cs="BRH Malayalam Extra"/>
+                <w:color w:val="000000"/>
+                <w:sz w:val="40"/>
+                <w:szCs w:val="40"/>
+                <w:lang w:eastAsia="en-IN" w:bidi="ml-IN"/>
+              </w:rPr>
+              <w:t>iy</w:t>
+            </w:r>
+            <w:r>
+              <w:rPr>
+                <w:rFonts w:ascii="BRH Malayalam Extra" w:eastAsia="Times New Roman" w:hAnsi="BRH Malayalam Extra" w:cs="BRH Malayalam Extra"/>
+                <w:color w:val="000000"/>
+                <w:sz w:val="32"/>
+                <w:szCs w:val="40"/>
+                <w:lang w:eastAsia="en-IN" w:bidi="ml-IN"/>
+              </w:rPr>
+              <w:t>–</w:t>
+            </w:r>
+            <w:r>
+              <w:rPr>
+                <w:rFonts w:ascii="BRH Malayalam Extra" w:eastAsia="Times New Roman" w:hAnsi="BRH Malayalam Extra" w:cs="BRH Malayalam Extra"/>
+                <w:color w:val="000000"/>
+                <w:sz w:val="40"/>
+                <w:szCs w:val="40"/>
+                <w:lang w:eastAsia="en-IN" w:bidi="ml-IN"/>
+              </w:rPr>
+              <w:t>¥dx</w:t>
+            </w:r>
+            <w:r>
+              <w:rPr>
+                <w:rFonts w:ascii="BRH Malayalam Extra" w:eastAsia="Times New Roman" w:hAnsi="BRH Malayalam Extra" w:cs="BRH Malayalam Extra"/>
+                <w:color w:val="000000"/>
+                <w:sz w:val="32"/>
+                <w:szCs w:val="40"/>
+                <w:lang w:eastAsia="en-IN" w:bidi="ml-IN"/>
+              </w:rPr>
+              <w:t>–</w:t>
+            </w:r>
+            <w:r>
+              <w:rPr>
+                <w:rFonts w:ascii="BRH Malayalam Extra" w:eastAsia="Times New Roman" w:hAnsi="BRH Malayalam Extra" w:cs="BRH Malayalam Extra"/>
+                <w:color w:val="000000"/>
+                <w:sz w:val="40"/>
+                <w:szCs w:val="40"/>
+                <w:lang w:eastAsia="en-IN" w:bidi="ml-IN"/>
+              </w:rPr>
+              <w:t>Zy</w:t>
+            </w:r>
+            <w:r>
+              <w:rPr>
+                <w:rFonts w:ascii="BRH Malayalam Extra" w:eastAsia="Times New Roman" w:hAnsi="BRH Malayalam Extra" w:cs="BRH Malayalam Extra"/>
+                <w:color w:val="000000"/>
+                <w:sz w:val="32"/>
+                <w:szCs w:val="40"/>
+                <w:lang w:eastAsia="en-IN" w:bidi="ml-IN"/>
+              </w:rPr>
+              <w:t>–</w:t>
+            </w:r>
+            <w:r>
+              <w:rPr>
+                <w:rFonts w:ascii="BRH Malayalam Extra" w:eastAsia="Times New Roman" w:hAnsi="BRH Malayalam Extra" w:cs="BRH Malayalam Extra"/>
+                <w:color w:val="000000"/>
+                <w:sz w:val="40"/>
+                <w:szCs w:val="40"/>
+                <w:lang w:eastAsia="en-IN" w:bidi="ml-IN"/>
+              </w:rPr>
+              <w:t xml:space="preserve"> e¡</w:t>
+            </w:r>
+            <w:r>
+              <w:rPr>
+                <w:rFonts w:ascii="BRH Malayalam Extra" w:eastAsia="Times New Roman" w:hAnsi="BRH Malayalam Extra" w:cs="BRH Malayalam Extra"/>
+                <w:color w:val="000000"/>
+                <w:sz w:val="32"/>
+                <w:szCs w:val="40"/>
+                <w:lang w:eastAsia="en-IN" w:bidi="ml-IN"/>
+              </w:rPr>
+              <w:t>–</w:t>
+            </w:r>
+            <w:r>
+              <w:rPr>
+                <w:rFonts w:ascii="BRH Malayalam Extra" w:eastAsia="Times New Roman" w:hAnsi="BRH Malayalam Extra" w:cs="BRH Malayalam Extra"/>
+                <w:color w:val="000000"/>
+                <w:sz w:val="40"/>
+                <w:szCs w:val="40"/>
+                <w:lang w:eastAsia="en-IN" w:bidi="ml-IN"/>
+              </w:rPr>
+              <w:t>ksëx˜Z§ |</w:t>
+            </w:r>
+          </w:p>
+        </w:tc>
+        <w:tc>
+          <w:tcPr>
+            <w:tcW w:w="5139" w:type="dxa"/>
+          </w:tcPr>
+          <w:p>
+            <w:pPr>
+              <w:widowControl w:val="0"/>
+              <w:autoSpaceDE w:val="0"/>
+              <w:autoSpaceDN w:val="0"/>
+              <w:adjustRightInd w:val="0"/>
+              <w:spacing w:line="252" w:lineRule="auto"/>
+              <w:rPr>
+                <w:rFonts w:ascii="BRH Malayalam Extra" w:eastAsia="Times New Roman" w:hAnsi="BRH Malayalam Extra" w:cs="BRH Malayalam Extra"/>
+                <w:color w:val="000000"/>
+                <w:sz w:val="40"/>
+                <w:szCs w:val="40"/>
+                <w:lang w:eastAsia="en-IN" w:bidi="ml-IN"/>
+              </w:rPr>
+            </w:pPr>
+            <w:r>
+              <w:rPr>
+                <w:rFonts w:ascii="BRH Malayalam Extra" w:eastAsia="Times New Roman" w:hAnsi="BRH Malayalam Extra" w:cs="BRH Malayalam Extra"/>
+                <w:color w:val="000000"/>
+                <w:sz w:val="40"/>
+                <w:szCs w:val="40"/>
+                <w:lang w:eastAsia="en-IN" w:bidi="ml-IN"/>
+              </w:rPr>
+              <w:t>e¡</w:t>
+            </w:r>
+            <w:r>
+              <w:rPr>
+                <w:rFonts w:ascii="BRH Malayalam Extra" w:eastAsia="Times New Roman" w:hAnsi="BRH Malayalam Extra" w:cs="BRH Malayalam Extra"/>
+                <w:color w:val="000000"/>
+                <w:sz w:val="32"/>
+                <w:szCs w:val="40"/>
+                <w:lang w:eastAsia="en-IN" w:bidi="ml-IN"/>
+              </w:rPr>
+              <w:t>–</w:t>
+            </w:r>
+            <w:r>
+              <w:rPr>
+                <w:rFonts w:ascii="BRH Malayalam Extra" w:eastAsia="Times New Roman" w:hAnsi="BRH Malayalam Extra" w:cs="BRH Malayalam Extra"/>
+                <w:color w:val="000000"/>
+                <w:sz w:val="40"/>
+                <w:szCs w:val="40"/>
+                <w:lang w:eastAsia="en-IN" w:bidi="ml-IN"/>
+              </w:rPr>
+              <w:t>ksëx˜</w:t>
+            </w:r>
+            <w:r>
+              <w:rPr>
+                <w:rFonts w:ascii="BRH Malayalam Extra" w:hAnsi="BRH Malayalam Extra" w:cs="BRH Malayalam Extra"/>
+                <w:sz w:val="40"/>
+                <w:szCs w:val="40"/>
+                <w:highlight w:val="green"/>
+              </w:rPr>
+              <w:t>©</w:t>
+            </w:r>
+            <w:r>
+              <w:rPr>
+                <w:rFonts w:ascii="BRH Malayalam Extra" w:eastAsia="Times New Roman" w:hAnsi="BRH Malayalam Extra" w:cs="BRH Malayalam Extra"/>
+                <w:color w:val="000000"/>
+                <w:sz w:val="40"/>
+                <w:szCs w:val="40"/>
+                <w:lang w:eastAsia="en-IN" w:bidi="ml-IN"/>
+              </w:rPr>
+              <w:t xml:space="preserve"> iy¥dxZy | </w:t>
+            </w:r>
+          </w:p>
+          <w:p>
+            <w:pPr>
+              <w:spacing w:before="0" w:line="240" w:lineRule="auto"/>
+              <w:rPr>
+                <w:rFonts w:ascii="BRH Devanagari Extra" w:hAnsi="BRH Devanagari Extra" w:cs="BRH Devanagari Extra"/>
+                <w:color w:val="000000"/>
+                <w:sz w:val="40"/>
+                <w:szCs w:val="40"/>
+                <w:lang w:bidi="ml-IN"/>
+              </w:rPr>
+            </w:pPr>
+            <w:r>
+              <w:rPr>
+                <w:rFonts w:ascii="BRH Malayalam Extra" w:eastAsia="Times New Roman" w:hAnsi="BRH Malayalam Extra" w:cs="BRH Malayalam Extra"/>
+                <w:color w:val="000000"/>
+                <w:sz w:val="40"/>
+                <w:szCs w:val="40"/>
+                <w:lang w:eastAsia="en-IN" w:bidi="ml-IN"/>
+              </w:rPr>
+              <w:t>iy</w:t>
+            </w:r>
+            <w:r>
+              <w:rPr>
+                <w:rFonts w:ascii="BRH Malayalam Extra" w:eastAsia="Times New Roman" w:hAnsi="BRH Malayalam Extra" w:cs="BRH Malayalam Extra"/>
+                <w:color w:val="000000"/>
+                <w:sz w:val="32"/>
+                <w:szCs w:val="40"/>
+                <w:lang w:eastAsia="en-IN" w:bidi="ml-IN"/>
+              </w:rPr>
+              <w:t>–</w:t>
+            </w:r>
+            <w:r>
+              <w:rPr>
+                <w:rFonts w:ascii="BRH Malayalam Extra" w:eastAsia="Times New Roman" w:hAnsi="BRH Malayalam Extra" w:cs="BRH Malayalam Extra"/>
+                <w:color w:val="000000"/>
+                <w:sz w:val="40"/>
+                <w:szCs w:val="40"/>
+                <w:lang w:eastAsia="en-IN" w:bidi="ml-IN"/>
+              </w:rPr>
+              <w:t>¥dx</w:t>
+            </w:r>
+            <w:r>
+              <w:rPr>
+                <w:rFonts w:ascii="BRH Malayalam Extra" w:eastAsia="Times New Roman" w:hAnsi="BRH Malayalam Extra" w:cs="BRH Malayalam Extra"/>
+                <w:color w:val="000000"/>
+                <w:sz w:val="32"/>
+                <w:szCs w:val="40"/>
+                <w:lang w:eastAsia="en-IN" w:bidi="ml-IN"/>
+              </w:rPr>
+              <w:t>–</w:t>
+            </w:r>
+            <w:r>
+              <w:rPr>
+                <w:rFonts w:ascii="BRH Malayalam Extra" w:eastAsia="Times New Roman" w:hAnsi="BRH Malayalam Extra" w:cs="BRH Malayalam Extra"/>
+                <w:color w:val="000000"/>
+                <w:sz w:val="40"/>
+                <w:szCs w:val="40"/>
+                <w:lang w:eastAsia="en-IN" w:bidi="ml-IN"/>
+              </w:rPr>
+              <w:t>Zy</w:t>
+            </w:r>
+            <w:r>
+              <w:rPr>
+                <w:rFonts w:ascii="BRH Malayalam Extra" w:eastAsia="Times New Roman" w:hAnsi="BRH Malayalam Extra" w:cs="BRH Malayalam Extra"/>
+                <w:color w:val="000000"/>
+                <w:sz w:val="32"/>
+                <w:szCs w:val="40"/>
+                <w:lang w:eastAsia="en-IN" w:bidi="ml-IN"/>
+              </w:rPr>
+              <w:t>–</w:t>
+            </w:r>
+            <w:r>
+              <w:rPr>
+                <w:rFonts w:ascii="BRH Malayalam Extra" w:eastAsia="Times New Roman" w:hAnsi="BRH Malayalam Extra" w:cs="BRH Malayalam Extra"/>
+                <w:color w:val="000000"/>
+                <w:sz w:val="40"/>
+                <w:szCs w:val="40"/>
+                <w:lang w:eastAsia="en-IN" w:bidi="ml-IN"/>
+              </w:rPr>
+              <w:t xml:space="preserve"> e¡</w:t>
+            </w:r>
+            <w:r>
+              <w:rPr>
+                <w:rFonts w:ascii="BRH Malayalam Extra" w:eastAsia="Times New Roman" w:hAnsi="BRH Malayalam Extra" w:cs="BRH Malayalam Extra"/>
+                <w:color w:val="000000"/>
+                <w:sz w:val="32"/>
+                <w:szCs w:val="40"/>
+                <w:lang w:eastAsia="en-IN" w:bidi="ml-IN"/>
+              </w:rPr>
+              <w:t>–</w:t>
+            </w:r>
+            <w:r>
+              <w:rPr>
+                <w:rFonts w:ascii="BRH Malayalam Extra" w:eastAsia="Times New Roman" w:hAnsi="BRH Malayalam Extra" w:cs="BRH Malayalam Extra"/>
+                <w:color w:val="000000"/>
+                <w:sz w:val="40"/>
+                <w:szCs w:val="40"/>
+                <w:lang w:eastAsia="en-IN" w:bidi="ml-IN"/>
+              </w:rPr>
+              <w:t>ksëx˜Z§ |</w:t>
+            </w:r>
+          </w:p>
+        </w:tc>
+      </w:tr>
+      <w:tr>
+        <w:trPr>
+          <w:trHeight w:val="1543"/>
+        </w:trPr>
+        <w:tc>
+          <w:tcPr>
+            <w:tcW w:w="4473" w:type="dxa"/>
+          </w:tcPr>
+          <w:p>
+            <w:pPr>
+              <w:widowControl w:val="0"/>
+              <w:tabs>
+                <w:tab w:val="left" w:pos="993"/>
+              </w:tabs>
+              <w:autoSpaceDE w:val="0"/>
+              <w:autoSpaceDN w:val="0"/>
+              <w:adjustRightInd w:val="0"/>
+              <w:spacing w:before="0" w:line="252" w:lineRule="auto"/>
+              <w:ind w:right="297"/>
+              <w:rPr>
+                <w:rFonts w:cs="Arial"/>
+                <w:b/>
+                <w:sz w:val="28"/>
+                <w:szCs w:val="28"/>
+              </w:rPr>
+            </w:pPr>
+            <w:r>
+              <w:rPr>
+                <w:rFonts w:cs="Arial"/>
+                <w:b/>
+                <w:sz w:val="28"/>
+                <w:szCs w:val="28"/>
+              </w:rPr>
+              <w:t>T.S.6.3.</w:t>
+            </w:r>
+            <w:r>
+              <w:rPr>
+                <w:rFonts w:cs="Arial"/>
+                <w:b/>
+                <w:sz w:val="28"/>
+                <w:szCs w:val="28"/>
+              </w:rPr>
+              <w:t>5.4</w:t>
+            </w:r>
+            <w:r>
+              <w:rPr>
+                <w:rFonts w:cs="Arial"/>
+                <w:b/>
+                <w:sz w:val="28"/>
+                <w:szCs w:val="28"/>
+              </w:rPr>
+              <w:t xml:space="preserve">  – Kramam</w:t>
+            </w:r>
+          </w:p>
+          <w:p>
+            <w:pPr>
+              <w:widowControl w:val="0"/>
+              <w:tabs>
+                <w:tab w:val="left" w:pos="993"/>
+              </w:tabs>
+              <w:autoSpaceDE w:val="0"/>
+              <w:autoSpaceDN w:val="0"/>
+              <w:adjustRightInd w:val="0"/>
+              <w:spacing w:before="0" w:line="252" w:lineRule="auto"/>
+              <w:ind w:right="297"/>
+              <w:rPr>
+                <w:rFonts w:cs="Arial"/>
+                <w:b/>
+                <w:sz w:val="28"/>
+                <w:szCs w:val="28"/>
+                <w:lang w:val="en-IN"/>
+              </w:rPr>
+            </w:pPr>
+            <w:r>
+              <w:rPr>
+                <w:rFonts w:cs="Arial"/>
+                <w:b/>
+                <w:sz w:val="28"/>
+                <w:szCs w:val="28"/>
+                <w:lang w:val="en-IN"/>
+              </w:rPr>
+              <w:t>Krama Vaakyam No.–</w:t>
+            </w:r>
+            <w:r>
+              <w:rPr>
+                <w:rFonts w:cs="Arial"/>
+                <w:b/>
+                <w:sz w:val="28"/>
+                <w:szCs w:val="28"/>
+                <w:lang w:val="en-IN"/>
+              </w:rPr>
+              <w:t>37</w:t>
+            </w:r>
+          </w:p>
+          <w:p>
+            <w:pPr>
+              <w:widowControl w:val="0"/>
+              <w:tabs>
+                <w:tab w:val="left" w:pos="993"/>
+              </w:tabs>
+              <w:autoSpaceDE w:val="0"/>
+              <w:autoSpaceDN w:val="0"/>
+              <w:adjustRightInd w:val="0"/>
+              <w:spacing w:before="0" w:line="252" w:lineRule="auto"/>
+              <w:ind w:right="297"/>
+              <w:rPr>
+                <w:rFonts w:cs="Arial"/>
+                <w:b/>
+                <w:sz w:val="28"/>
+                <w:szCs w:val="28"/>
+              </w:rPr>
+            </w:pPr>
+            <w:r>
+              <w:rPr>
+                <w:rFonts w:cs="Arial"/>
+                <w:b/>
+                <w:sz w:val="28"/>
+                <w:szCs w:val="28"/>
+                <w:lang w:val="it-IT"/>
+              </w:rPr>
+              <w:t xml:space="preserve">Panchaati No. - </w:t>
+            </w:r>
+            <w:r>
+              <w:rPr>
+                <w:rFonts w:cs="Arial"/>
+                <w:b/>
+                <w:sz w:val="28"/>
+                <w:szCs w:val="28"/>
+                <w:lang w:val="it-IT"/>
+              </w:rPr>
+              <w:t>34</w:t>
+            </w:r>
+          </w:p>
+        </w:tc>
+        <w:tc>
+          <w:tcPr>
+            <w:tcW w:w="4819" w:type="dxa"/>
+          </w:tcPr>
+          <w:p>
+            <w:pPr>
+              <w:widowControl w:val="0"/>
+              <w:autoSpaceDE w:val="0"/>
+              <w:autoSpaceDN w:val="0"/>
+              <w:adjustRightInd w:val="0"/>
+              <w:spacing w:line="252" w:lineRule="auto"/>
+              <w:rPr>
+                <w:rFonts w:ascii="BRH Malayalam Extra" w:eastAsia="Times New Roman" w:hAnsi="BRH Malayalam Extra" w:cs="BRH Malayalam Extra"/>
+                <w:color w:val="000000"/>
+                <w:sz w:val="40"/>
+                <w:szCs w:val="40"/>
+                <w:lang w:val="en-IN" w:eastAsia="en-IN" w:bidi="ml-IN"/>
+              </w:rPr>
+            </w:pPr>
+            <w:r>
+              <w:rPr>
+                <w:rFonts w:ascii="BRH Malayalam Extra" w:eastAsia="Times New Roman" w:hAnsi="BRH Malayalam Extra" w:cs="BRH Malayalam Extra"/>
+                <w:color w:val="000000"/>
+                <w:sz w:val="40"/>
+                <w:szCs w:val="40"/>
+                <w:lang w:val="en-IN" w:eastAsia="en-IN" w:bidi="ml-IN"/>
+              </w:rPr>
+              <w:t>Z¦ s</w:t>
+            </w:r>
+            <w:r>
+              <w:rPr>
+                <w:rFonts w:ascii="BRH Malayalam Extra" w:eastAsia="Times New Roman" w:hAnsi="BRH Malayalam Extra" w:cs="BRH Malayalam Extra"/>
+                <w:color w:val="000000"/>
+                <w:sz w:val="32"/>
+                <w:szCs w:val="40"/>
+                <w:lang w:val="en-IN" w:eastAsia="en-IN" w:bidi="ml-IN"/>
+              </w:rPr>
+              <w:t>–</w:t>
+            </w:r>
+            <w:r>
+              <w:rPr>
+                <w:rFonts w:ascii="BRH Malayalam Extra" w:eastAsia="Times New Roman" w:hAnsi="BRH Malayalam Extra" w:cs="BRH Malayalam Extra"/>
+                <w:color w:val="000000"/>
+                <w:sz w:val="40"/>
+                <w:szCs w:val="40"/>
+                <w:lang w:val="en-IN" w:eastAsia="en-IN" w:bidi="ml-IN"/>
+              </w:rPr>
+              <w:t xml:space="preserve">Ihp—Ç¦ | </w:t>
+            </w:r>
+          </w:p>
+          <w:p>
+            <w:pPr>
+              <w:spacing w:before="0" w:line="240" w:lineRule="auto"/>
+              <w:rPr>
+                <w:rFonts w:ascii="BRH Devanagari Extra" w:hAnsi="BRH Devanagari Extra" w:cs="BRH Devanagari Extra"/>
+                <w:color w:val="000000"/>
+                <w:sz w:val="40"/>
+                <w:szCs w:val="40"/>
+                <w:lang w:val="en-IN" w:bidi="ml-IN"/>
+              </w:rPr>
+            </w:pPr>
+            <w:r>
+              <w:rPr>
+                <w:rFonts w:ascii="BRH Malayalam Extra" w:eastAsia="Times New Roman" w:hAnsi="BRH Malayalam Extra" w:cs="BRH Malayalam Extra"/>
+                <w:color w:val="000000"/>
+                <w:sz w:val="40"/>
+                <w:szCs w:val="40"/>
+                <w:lang w:val="en-IN" w:eastAsia="en-IN" w:bidi="ml-IN"/>
+              </w:rPr>
+              <w:t>s</w:t>
+            </w:r>
+            <w:r>
+              <w:rPr>
+                <w:rFonts w:ascii="BRH Malayalam Extra" w:eastAsia="Times New Roman" w:hAnsi="BRH Malayalam Extra" w:cs="BRH Malayalam Extra"/>
+                <w:color w:val="000000"/>
+                <w:sz w:val="32"/>
+                <w:szCs w:val="40"/>
+                <w:lang w:val="en-IN" w:eastAsia="en-IN" w:bidi="ml-IN"/>
+              </w:rPr>
+              <w:t>–</w:t>
+            </w:r>
+            <w:r>
+              <w:rPr>
+                <w:rFonts w:ascii="BRH Malayalam Extra" w:eastAsia="Times New Roman" w:hAnsi="BRH Malayalam Extra" w:cs="BRH Malayalam Extra"/>
+                <w:color w:val="000000"/>
+                <w:sz w:val="40"/>
+                <w:szCs w:val="40"/>
+                <w:lang w:val="en-IN" w:eastAsia="en-IN" w:bidi="ml-IN"/>
+              </w:rPr>
+              <w:t>I</w:t>
+            </w:r>
+            <w:r>
+              <w:rPr>
+                <w:rFonts w:ascii="BRH Malayalam Extra" w:eastAsia="Times New Roman" w:hAnsi="BRH Malayalam Extra" w:cs="BRH Malayalam Extra"/>
+                <w:color w:val="000000"/>
+                <w:sz w:val="40"/>
+                <w:szCs w:val="40"/>
+                <w:highlight w:val="yellow"/>
+                <w:lang w:val="en-IN" w:eastAsia="en-IN" w:bidi="ml-IN"/>
+              </w:rPr>
+              <w:t>h</w:t>
+            </w:r>
+            <w:r>
+              <w:rPr>
+                <w:rFonts w:ascii="BRH Malayalam Extra" w:eastAsia="Times New Roman" w:hAnsi="BRH Malayalam Extra" w:cs="BRH Malayalam Extra"/>
+                <w:color w:val="000000"/>
+                <w:sz w:val="40"/>
+                <w:szCs w:val="40"/>
+                <w:lang w:val="en-IN" w:eastAsia="en-IN" w:bidi="ml-IN"/>
+              </w:rPr>
+              <w:t>—pÇ¦</w:t>
+            </w:r>
+            <w:r>
+              <w:rPr>
+                <w:rFonts w:ascii="BRH Malayalam Extra" w:eastAsia="Times New Roman" w:hAnsi="BRH Malayalam Extra" w:cs="BRH Malayalam Extra"/>
+                <w:color w:val="000000"/>
+                <w:sz w:val="32"/>
+                <w:szCs w:val="40"/>
+                <w:lang w:val="en-IN" w:eastAsia="en-IN" w:bidi="ml-IN"/>
+              </w:rPr>
+              <w:t>–</w:t>
+            </w:r>
+            <w:r>
+              <w:rPr>
+                <w:rFonts w:ascii="BRH Malayalam Extra" w:eastAsia="Times New Roman" w:hAnsi="BRH Malayalam Extra" w:cs="BRH Malayalam Extra"/>
+                <w:color w:val="000000"/>
+                <w:sz w:val="40"/>
+                <w:szCs w:val="40"/>
+                <w:lang w:val="en-IN" w:eastAsia="en-IN" w:bidi="ml-IN"/>
+              </w:rPr>
+              <w:t xml:space="preserve"> jR—ixdI |</w:t>
+            </w:r>
+          </w:p>
+        </w:tc>
+        <w:tc>
+          <w:tcPr>
+            <w:tcW w:w="5139" w:type="dxa"/>
+          </w:tcPr>
+          <w:p>
+            <w:pPr>
+              <w:widowControl w:val="0"/>
+              <w:autoSpaceDE w:val="0"/>
+              <w:autoSpaceDN w:val="0"/>
+              <w:adjustRightInd w:val="0"/>
+              <w:spacing w:line="252" w:lineRule="auto"/>
+              <w:rPr>
+                <w:rFonts w:ascii="BRH Malayalam Extra" w:eastAsia="Times New Roman" w:hAnsi="BRH Malayalam Extra" w:cs="BRH Malayalam Extra"/>
+                <w:color w:val="000000"/>
+                <w:sz w:val="40"/>
+                <w:szCs w:val="40"/>
+                <w:lang w:val="en-IN" w:eastAsia="en-IN" w:bidi="ml-IN"/>
+              </w:rPr>
+            </w:pPr>
+            <w:r>
+              <w:rPr>
+                <w:rFonts w:ascii="BRH Malayalam Extra" w:eastAsia="Times New Roman" w:hAnsi="BRH Malayalam Extra" w:cs="BRH Malayalam Extra"/>
+                <w:color w:val="000000"/>
+                <w:sz w:val="40"/>
+                <w:szCs w:val="40"/>
+                <w:lang w:val="en-IN" w:eastAsia="en-IN" w:bidi="ml-IN"/>
+              </w:rPr>
+              <w:t>Z¦ s</w:t>
+            </w:r>
+            <w:r>
+              <w:rPr>
+                <w:rFonts w:ascii="BRH Malayalam Extra" w:eastAsia="Times New Roman" w:hAnsi="BRH Malayalam Extra" w:cs="BRH Malayalam Extra"/>
+                <w:color w:val="000000"/>
+                <w:sz w:val="32"/>
+                <w:szCs w:val="40"/>
+                <w:lang w:val="en-IN" w:eastAsia="en-IN" w:bidi="ml-IN"/>
+              </w:rPr>
+              <w:t>–</w:t>
+            </w:r>
+            <w:r>
+              <w:rPr>
+                <w:rFonts w:ascii="BRH Malayalam Extra" w:eastAsia="Times New Roman" w:hAnsi="BRH Malayalam Extra" w:cs="BRH Malayalam Extra"/>
+                <w:color w:val="000000"/>
+                <w:sz w:val="40"/>
+                <w:szCs w:val="40"/>
+                <w:lang w:val="en-IN" w:eastAsia="en-IN" w:bidi="ml-IN"/>
+              </w:rPr>
+              <w:t xml:space="preserve">Ihp—Ç¦ | </w:t>
+            </w:r>
+          </w:p>
+          <w:p>
+            <w:pPr>
+              <w:spacing w:before="0" w:line="240" w:lineRule="auto"/>
+              <w:rPr>
+                <w:rFonts w:ascii="BRH Devanagari Extra" w:hAnsi="BRH Devanagari Extra" w:cs="BRH Devanagari Extra"/>
+                <w:color w:val="000000"/>
+                <w:sz w:val="40"/>
+                <w:szCs w:val="40"/>
+                <w:lang w:val="en-IN" w:bidi="ml-IN"/>
+              </w:rPr>
+            </w:pPr>
+            <w:r>
+              <w:rPr>
+                <w:rFonts w:ascii="BRH Malayalam Extra" w:eastAsia="Times New Roman" w:hAnsi="BRH Malayalam Extra" w:cs="BRH Malayalam Extra"/>
+                <w:color w:val="000000"/>
+                <w:sz w:val="40"/>
+                <w:szCs w:val="40"/>
+                <w:lang w:val="en-IN" w:eastAsia="en-IN" w:bidi="ml-IN"/>
+              </w:rPr>
+              <w:t>s</w:t>
+            </w:r>
+            <w:r>
+              <w:rPr>
+                <w:rFonts w:ascii="BRH Malayalam Extra" w:eastAsia="Times New Roman" w:hAnsi="BRH Malayalam Extra" w:cs="BRH Malayalam Extra"/>
+                <w:color w:val="000000"/>
+                <w:sz w:val="32"/>
+                <w:szCs w:val="40"/>
+                <w:lang w:val="en-IN" w:eastAsia="en-IN" w:bidi="ml-IN"/>
+              </w:rPr>
+              <w:t>–</w:t>
+            </w:r>
+            <w:r>
+              <w:rPr>
+                <w:rFonts w:ascii="BRH Malayalam Extra" w:eastAsia="Times New Roman" w:hAnsi="BRH Malayalam Extra" w:cs="BRH Malayalam Extra"/>
+                <w:color w:val="000000"/>
+                <w:sz w:val="40"/>
+                <w:szCs w:val="40"/>
+                <w:lang w:val="en-IN" w:eastAsia="en-IN" w:bidi="ml-IN"/>
+              </w:rPr>
+              <w:t>Ih</w:t>
+            </w:r>
+            <w:r>
+              <w:rPr>
+                <w:rFonts w:ascii="BRH Malayalam Extra" w:eastAsia="Times New Roman" w:hAnsi="BRH Malayalam Extra" w:cs="BRH Malayalam Extra"/>
+                <w:color w:val="000000"/>
+                <w:sz w:val="40"/>
+                <w:szCs w:val="40"/>
+                <w:highlight w:val="green"/>
+                <w:lang w:val="en-IN" w:eastAsia="en-IN" w:bidi="ml-IN"/>
+              </w:rPr>
+              <w:t>p</w:t>
+            </w:r>
+            <w:r>
+              <w:rPr>
+                <w:rFonts w:ascii="BRH Malayalam Extra" w:eastAsia="Times New Roman" w:hAnsi="BRH Malayalam Extra" w:cs="BRH Malayalam Extra"/>
+                <w:color w:val="000000"/>
+                <w:sz w:val="40"/>
+                <w:szCs w:val="40"/>
+                <w:lang w:val="en-IN" w:eastAsia="en-IN" w:bidi="ml-IN"/>
+              </w:rPr>
+              <w:t>—Ç¦</w:t>
+            </w:r>
+            <w:r>
+              <w:rPr>
+                <w:rFonts w:ascii="BRH Malayalam Extra" w:eastAsia="Times New Roman" w:hAnsi="BRH Malayalam Extra" w:cs="BRH Malayalam Extra"/>
+                <w:color w:val="000000"/>
+                <w:sz w:val="32"/>
+                <w:szCs w:val="40"/>
+                <w:lang w:val="en-IN" w:eastAsia="en-IN" w:bidi="ml-IN"/>
+              </w:rPr>
+              <w:t>–</w:t>
+            </w:r>
+            <w:r>
+              <w:rPr>
+                <w:rFonts w:ascii="BRH Malayalam Extra" w:eastAsia="Times New Roman" w:hAnsi="BRH Malayalam Extra" w:cs="BRH Malayalam Extra"/>
+                <w:color w:val="000000"/>
+                <w:sz w:val="40"/>
+                <w:szCs w:val="40"/>
+                <w:lang w:val="en-IN" w:eastAsia="en-IN" w:bidi="ml-IN"/>
+              </w:rPr>
+              <w:t xml:space="preserve"> jR—ixdI |</w:t>
+            </w:r>
+          </w:p>
+        </w:tc>
+      </w:tr>
+      <w:tr>
+        <w:trPr>
+          <w:trHeight w:val="964"/>
+        </w:trPr>
+        <w:tc>
+          <w:tcPr>
+            <w:tcW w:w="4473" w:type="dxa"/>
+          </w:tcPr>
+          <w:p>
+            <w:pPr>
+              <w:widowControl w:val="0"/>
+              <w:tabs>
+                <w:tab w:val="left" w:pos="993"/>
+              </w:tabs>
+              <w:autoSpaceDE w:val="0"/>
+              <w:autoSpaceDN w:val="0"/>
+              <w:adjustRightInd w:val="0"/>
+              <w:spacing w:before="0" w:line="252" w:lineRule="auto"/>
+              <w:ind w:right="297"/>
+              <w:rPr>
+                <w:rFonts w:cs="Arial"/>
+                <w:b/>
+                <w:sz w:val="28"/>
+                <w:szCs w:val="28"/>
+              </w:rPr>
+            </w:pPr>
+            <w:r>
+              <w:rPr>
+                <w:rFonts w:cs="Arial"/>
+                <w:b/>
+                <w:sz w:val="28"/>
+                <w:szCs w:val="28"/>
+              </w:rPr>
+              <w:t>T.S.6.3.</w:t>
+            </w:r>
+            <w:r>
+              <w:rPr>
+                <w:rFonts w:cs="Arial"/>
+                <w:b/>
+                <w:sz w:val="28"/>
+                <w:szCs w:val="28"/>
+              </w:rPr>
+              <w:t>9.1</w:t>
+            </w:r>
+            <w:r>
+              <w:rPr>
+                <w:rFonts w:cs="Arial"/>
+                <w:b/>
+                <w:sz w:val="28"/>
+                <w:szCs w:val="28"/>
+              </w:rPr>
+              <w:t xml:space="preserve">  – Kramam</w:t>
+            </w:r>
+          </w:p>
+          <w:p>
+            <w:pPr>
+              <w:widowControl w:val="0"/>
+              <w:tabs>
+                <w:tab w:val="left" w:pos="993"/>
+              </w:tabs>
+              <w:autoSpaceDE w:val="0"/>
+              <w:autoSpaceDN w:val="0"/>
+              <w:adjustRightInd w:val="0"/>
+              <w:spacing w:before="0" w:line="252" w:lineRule="auto"/>
+              <w:ind w:right="297"/>
+              <w:rPr>
+                <w:rFonts w:cs="Arial"/>
+                <w:b/>
+                <w:sz w:val="28"/>
+                <w:szCs w:val="28"/>
+                <w:lang w:val="en-IN"/>
+              </w:rPr>
+            </w:pPr>
+            <w:r>
+              <w:rPr>
+                <w:rFonts w:cs="Arial"/>
+                <w:b/>
+                <w:sz w:val="28"/>
+                <w:szCs w:val="28"/>
+                <w:lang w:val="en-IN"/>
+              </w:rPr>
+              <w:t>Krama Vaakyam No.–</w:t>
+            </w:r>
+            <w:r>
+              <w:rPr>
+                <w:rFonts w:cs="Arial"/>
+                <w:b/>
+                <w:sz w:val="28"/>
+                <w:szCs w:val="28"/>
+                <w:lang w:val="en-IN"/>
+              </w:rPr>
+              <w:t>5</w:t>
+            </w:r>
+          </w:p>
+          <w:p>
+            <w:pPr>
+              <w:widowControl w:val="0"/>
+              <w:tabs>
+                <w:tab w:val="left" w:pos="993"/>
+              </w:tabs>
+              <w:autoSpaceDE w:val="0"/>
+              <w:autoSpaceDN w:val="0"/>
+              <w:adjustRightInd w:val="0"/>
+              <w:spacing w:before="0" w:line="252" w:lineRule="auto"/>
+              <w:ind w:right="297"/>
+              <w:rPr>
+                <w:rFonts w:cs="Arial"/>
+                <w:b/>
+                <w:sz w:val="28"/>
+                <w:szCs w:val="28"/>
+              </w:rPr>
+            </w:pPr>
+            <w:r>
+              <w:rPr>
+                <w:rFonts w:cs="Arial"/>
+                <w:b/>
+                <w:sz w:val="28"/>
+                <w:szCs w:val="28"/>
+                <w:lang w:val="it-IT"/>
+              </w:rPr>
+              <w:t xml:space="preserve">Panchaati No. - </w:t>
+            </w:r>
+            <w:r>
+              <w:rPr>
+                <w:rFonts w:cs="Arial"/>
+                <w:b/>
+                <w:sz w:val="28"/>
+                <w:szCs w:val="28"/>
+                <w:lang w:val="it-IT"/>
+              </w:rPr>
+              <w:t>45</w:t>
+            </w:r>
+          </w:p>
+        </w:tc>
+        <w:tc>
+          <w:tcPr>
+            <w:tcW w:w="4819" w:type="dxa"/>
+          </w:tcPr>
+          <w:p>
+            <w:pPr>
+              <w:spacing w:before="0" w:line="240" w:lineRule="auto"/>
+              <w:rPr>
+                <w:rFonts w:ascii="BRH Devanagari Extra" w:hAnsi="BRH Devanagari Extra" w:cs="BRH Devanagari Extra"/>
+                <w:color w:val="000000"/>
+                <w:sz w:val="40"/>
+                <w:szCs w:val="40"/>
+                <w:lang w:bidi="ml-IN"/>
+              </w:rPr>
+            </w:pPr>
+            <w:r>
+              <w:rPr>
+                <w:rFonts w:ascii="BRH Malayalam Extra" w:eastAsia="Times New Roman" w:hAnsi="BRH Malayalam Extra" w:cs="BRH Malayalam Extra"/>
+                <w:color w:val="000000"/>
+                <w:sz w:val="40"/>
+                <w:szCs w:val="40"/>
+                <w:lang w:val="en-IN" w:eastAsia="en-IN" w:bidi="ml-IN"/>
+              </w:rPr>
+              <w:t>öex</w:t>
+            </w:r>
+            <w:r>
+              <w:rPr>
+                <w:rFonts w:ascii="BRH Malayalam Extra" w:eastAsia="Times New Roman" w:hAnsi="BRH Malayalam Extra" w:cs="BRH Malayalam Extra"/>
+                <w:color w:val="000000"/>
+                <w:sz w:val="32"/>
+                <w:szCs w:val="40"/>
+                <w:lang w:val="en-IN" w:eastAsia="en-IN" w:bidi="ml-IN"/>
+              </w:rPr>
+              <w:t>–</w:t>
+            </w:r>
+            <w:r>
+              <w:rPr>
+                <w:rFonts w:ascii="BRH Malayalam Extra" w:eastAsia="Times New Roman" w:hAnsi="BRH Malayalam Extra" w:cs="BRH Malayalam Extra"/>
+                <w:color w:val="000000"/>
+                <w:sz w:val="40"/>
+                <w:szCs w:val="40"/>
+                <w:lang w:val="en-IN" w:eastAsia="en-IN" w:bidi="ml-IN"/>
+              </w:rPr>
+              <w:t>Yx</w:t>
+            </w:r>
+            <w:r>
+              <w:rPr>
+                <w:rFonts w:ascii="BRH Malayalam Extra" w:eastAsia="Times New Roman" w:hAnsi="BRH Malayalam Extra" w:cs="BRH Malayalam Extra"/>
+                <w:color w:val="000000"/>
+                <w:sz w:val="40"/>
+                <w:szCs w:val="40"/>
+                <w:highlight w:val="yellow"/>
+                <w:lang w:val="en-IN" w:eastAsia="en-IN" w:bidi="ml-IN"/>
+              </w:rPr>
+              <w:t>©</w:t>
+            </w:r>
+            <w:r>
+              <w:rPr>
+                <w:rFonts w:ascii="BRH Malayalam Extra" w:eastAsia="Times New Roman" w:hAnsi="BRH Malayalam Extra" w:cs="BRH Malayalam Extra"/>
+                <w:color w:val="000000"/>
+                <w:sz w:val="40"/>
+                <w:szCs w:val="40"/>
+                <w:lang w:val="en-IN" w:eastAsia="en-IN" w:bidi="ml-IN"/>
+              </w:rPr>
+              <w:t>Q¡K§ |</w:t>
+            </w:r>
+          </w:p>
+        </w:tc>
+        <w:tc>
+          <w:tcPr>
+            <w:tcW w:w="5139" w:type="dxa"/>
+          </w:tcPr>
+          <w:p>
+            <w:pPr>
+              <w:spacing w:before="0" w:line="240" w:lineRule="auto"/>
+              <w:rPr>
+                <w:rFonts w:ascii="BRH Devanagari Extra" w:hAnsi="BRH Devanagari Extra" w:cs="BRH Devanagari Extra"/>
+                <w:color w:val="000000"/>
+                <w:sz w:val="40"/>
+                <w:szCs w:val="40"/>
+                <w:lang w:bidi="ml-IN"/>
+              </w:rPr>
+            </w:pPr>
+            <w:r>
+              <w:rPr>
+                <w:rFonts w:ascii="BRH Malayalam Extra" w:eastAsia="Times New Roman" w:hAnsi="BRH Malayalam Extra" w:cs="BRH Malayalam Extra"/>
+                <w:color w:val="000000"/>
+                <w:sz w:val="40"/>
+                <w:szCs w:val="40"/>
+                <w:lang w:val="en-IN" w:eastAsia="en-IN" w:bidi="ml-IN"/>
+              </w:rPr>
+              <w:t>öex</w:t>
+            </w:r>
+            <w:r>
+              <w:rPr>
+                <w:rFonts w:ascii="BRH Malayalam Extra" w:eastAsia="Times New Roman" w:hAnsi="BRH Malayalam Extra" w:cs="BRH Malayalam Extra"/>
+                <w:color w:val="000000"/>
+                <w:sz w:val="32"/>
+                <w:szCs w:val="40"/>
+                <w:lang w:val="en-IN" w:eastAsia="en-IN" w:bidi="ml-IN"/>
+              </w:rPr>
+              <w:t>–</w:t>
+            </w:r>
+            <w:r>
+              <w:rPr>
+                <w:rFonts w:ascii="BRH Malayalam Extra" w:eastAsia="Times New Roman" w:hAnsi="BRH Malayalam Extra" w:cs="BRH Malayalam Extra"/>
+                <w:color w:val="000000"/>
+                <w:sz w:val="40"/>
+                <w:szCs w:val="40"/>
+                <w:lang w:val="en-IN" w:eastAsia="en-IN" w:bidi="ml-IN"/>
+              </w:rPr>
+              <w:t>Yx</w:t>
+            </w:r>
+            <w:r>
+              <w:rPr>
+                <w:rFonts w:ascii="BRH Malayalam Extra" w:eastAsia="Times New Roman" w:hAnsi="BRH Malayalam Extra" w:cs="BRH Malayalam Extra"/>
+                <w:color w:val="000000"/>
+                <w:sz w:val="40"/>
+                <w:szCs w:val="40"/>
+                <w:highlight w:val="green"/>
+                <w:lang w:val="en-IN" w:eastAsia="en-IN" w:bidi="ml-IN"/>
+              </w:rPr>
+              <w:t>T</w:t>
+            </w:r>
+            <w:r>
+              <w:rPr>
+                <w:rFonts w:ascii="BRH Malayalam Extra" w:eastAsia="Times New Roman" w:hAnsi="BRH Malayalam Extra" w:cs="BRH Malayalam Extra"/>
+                <w:color w:val="000000"/>
+                <w:sz w:val="40"/>
+                <w:szCs w:val="40"/>
+                <w:lang w:val="en-IN" w:eastAsia="en-IN" w:bidi="ml-IN"/>
+              </w:rPr>
+              <w:t>§Q¡</w:t>
+            </w:r>
+            <w:r>
+              <w:rPr>
+                <w:rFonts w:ascii="BRH Malayalam Extra" w:eastAsia="Times New Roman" w:hAnsi="BRH Malayalam Extra" w:cs="BRH Malayalam Extra"/>
+                <w:color w:val="000000"/>
+                <w:sz w:val="40"/>
+                <w:szCs w:val="40"/>
+                <w:lang w:val="en-IN" w:eastAsia="en-IN" w:bidi="ml-IN"/>
+              </w:rPr>
+              <w:t>K§ |</w:t>
+            </w:r>
+          </w:p>
+        </w:tc>
+      </w:tr>
+      <w:tr>
+        <w:trPr>
+          <w:trHeight w:val="964"/>
+        </w:trPr>
+        <w:tc>
+          <w:tcPr>
+            <w:tcW w:w="4473" w:type="dxa"/>
+          </w:tcPr>
+          <w:p>
+            <w:pPr>
+              <w:widowControl w:val="0"/>
+              <w:tabs>
+                <w:tab w:val="left" w:pos="993"/>
+              </w:tabs>
+              <w:autoSpaceDE w:val="0"/>
+              <w:autoSpaceDN w:val="0"/>
+              <w:adjustRightInd w:val="0"/>
+              <w:spacing w:before="0" w:line="252" w:lineRule="auto"/>
+              <w:ind w:right="297"/>
+              <w:rPr>
+                <w:rFonts w:cs="Arial"/>
+                <w:b/>
+                <w:sz w:val="28"/>
+                <w:szCs w:val="28"/>
+              </w:rPr>
+            </w:pPr>
+            <w:r>
+              <w:rPr>
+                <w:rFonts w:cs="Arial"/>
+                <w:b/>
+                <w:sz w:val="28"/>
+                <w:szCs w:val="28"/>
+              </w:rPr>
+              <w:t>T.S.6.3.10.2  – Kramam</w:t>
+            </w:r>
+          </w:p>
+          <w:p>
+            <w:pPr>
+              <w:widowControl w:val="0"/>
+              <w:tabs>
+                <w:tab w:val="left" w:pos="993"/>
+              </w:tabs>
+              <w:autoSpaceDE w:val="0"/>
+              <w:autoSpaceDN w:val="0"/>
+              <w:adjustRightInd w:val="0"/>
+              <w:spacing w:before="0" w:line="252" w:lineRule="auto"/>
+              <w:ind w:right="297"/>
+              <w:rPr>
+                <w:rFonts w:cs="Arial"/>
+                <w:b/>
+                <w:sz w:val="28"/>
+                <w:szCs w:val="28"/>
+                <w:lang w:val="en-IN"/>
+              </w:rPr>
+            </w:pPr>
+            <w:r>
+              <w:rPr>
+                <w:rFonts w:cs="Arial"/>
+                <w:b/>
+                <w:sz w:val="28"/>
+                <w:szCs w:val="28"/>
+                <w:lang w:val="en-IN"/>
+              </w:rPr>
+              <w:t>Krama Vaakyam No.–41 &amp; 42</w:t>
+            </w:r>
+          </w:p>
+          <w:p>
+            <w:pPr>
+              <w:widowControl w:val="0"/>
+              <w:tabs>
+                <w:tab w:val="left" w:pos="993"/>
+              </w:tabs>
+              <w:autoSpaceDE w:val="0"/>
+              <w:autoSpaceDN w:val="0"/>
+              <w:adjustRightInd w:val="0"/>
+              <w:spacing w:before="0" w:line="252" w:lineRule="auto"/>
+              <w:ind w:right="297"/>
+              <w:rPr>
+                <w:rFonts w:cs="Arial"/>
+                <w:b/>
+                <w:sz w:val="28"/>
+                <w:szCs w:val="28"/>
+              </w:rPr>
+            </w:pPr>
+            <w:r>
+              <w:rPr>
+                <w:rFonts w:cs="Arial"/>
+                <w:b/>
+                <w:sz w:val="28"/>
+                <w:szCs w:val="28"/>
+                <w:lang w:val="it-IT"/>
+              </w:rPr>
+              <w:t>Panchaati No. - 52</w:t>
+            </w:r>
+          </w:p>
+        </w:tc>
+        <w:tc>
+          <w:tcPr>
+            <w:tcW w:w="4819" w:type="dxa"/>
+          </w:tcPr>
+          <w:p>
+            <w:pPr>
+              <w:spacing w:before="0" w:line="240" w:lineRule="auto"/>
+              <w:rPr>
+                <w:rFonts w:ascii="BRH Devanagari Extra" w:hAnsi="BRH Devanagari Extra" w:cs="BRH Devanagari Extra"/>
+                <w:sz w:val="40"/>
+                <w:szCs w:val="40"/>
+                <w:lang w:bidi="ml-IN"/>
+              </w:rPr>
+            </w:pPr>
+            <w:r>
+              <w:rPr>
+                <w:rFonts w:ascii="BRH Malayalam Extra" w:eastAsia="Times New Roman" w:hAnsi="BRH Malayalam Extra" w:cs="BRH Malayalam Extra"/>
+                <w:color w:val="000000"/>
+                <w:sz w:val="40"/>
+                <w:szCs w:val="40"/>
+                <w:lang w:eastAsia="en-IN" w:bidi="ml-IN"/>
+              </w:rPr>
+              <w:t>qyk—qây</w:t>
+            </w:r>
+            <w:r>
+              <w:rPr>
+                <w:rFonts w:ascii="BRH Malayalam Extra" w:eastAsia="Times New Roman" w:hAnsi="BRH Malayalam Extra" w:cs="BRH Malayalam Extra"/>
+                <w:color w:val="000000"/>
+                <w:sz w:val="32"/>
+                <w:szCs w:val="40"/>
+                <w:lang w:eastAsia="en-IN" w:bidi="ml-IN"/>
+              </w:rPr>
+              <w:t>–</w:t>
+            </w:r>
+            <w:r>
+              <w:rPr>
+                <w:rFonts w:ascii="BRH Malayalam Extra" w:eastAsia="Times New Roman" w:hAnsi="BRH Malayalam Extra" w:cs="BRH Malayalam Extra"/>
+                <w:color w:val="000000"/>
+                <w:sz w:val="40"/>
+                <w:szCs w:val="40"/>
+                <w:highlight w:val="yellow"/>
+                <w:lang w:eastAsia="en-IN" w:bidi="ml-IN"/>
+              </w:rPr>
+              <w:t>Z</w:t>
+            </w:r>
+            <w:r>
+              <w:rPr>
+                <w:rFonts w:ascii="BRH Malayalam Extra" w:eastAsia="Times New Roman" w:hAnsi="BRH Malayalam Extra" w:cs="BRH Malayalam Extra"/>
+                <w:color w:val="000000"/>
+                <w:sz w:val="40"/>
+                <w:szCs w:val="40"/>
+                <w:lang w:eastAsia="en-IN" w:bidi="ml-IN"/>
+              </w:rPr>
+              <w:t>ûx | Qy</w:t>
+            </w:r>
+            <w:r>
+              <w:rPr>
+                <w:rFonts w:ascii="BRH Malayalam Extra" w:eastAsia="Times New Roman" w:hAnsi="BRH Malayalam Extra" w:cs="BRH Malayalam Extra"/>
+                <w:color w:val="000000"/>
+                <w:sz w:val="32"/>
+                <w:szCs w:val="40"/>
+                <w:lang w:eastAsia="en-IN" w:bidi="ml-IN"/>
+              </w:rPr>
+              <w:t>–</w:t>
+            </w:r>
+            <w:r>
+              <w:rPr>
+                <w:rFonts w:ascii="BRH Malayalam Extra" w:eastAsia="Times New Roman" w:hAnsi="BRH Malayalam Extra" w:cs="BRH Malayalam Extra"/>
+                <w:color w:val="000000"/>
+                <w:sz w:val="40"/>
+                <w:szCs w:val="40"/>
+                <w:highlight w:val="yellow"/>
+                <w:lang w:eastAsia="en-IN" w:bidi="ml-IN"/>
+              </w:rPr>
+              <w:t>Z</w:t>
+            </w:r>
+            <w:r>
+              <w:rPr>
+                <w:rFonts w:ascii="BRH Malayalam Extra" w:eastAsia="Times New Roman" w:hAnsi="BRH Malayalam Extra" w:cs="BRH Malayalam Extra"/>
+                <w:color w:val="000000"/>
+                <w:sz w:val="40"/>
+                <w:szCs w:val="40"/>
+                <w:lang w:eastAsia="en-IN" w:bidi="ml-IN"/>
+              </w:rPr>
+              <w:t>ûx¥ic˜I |</w:t>
+            </w:r>
+          </w:p>
+        </w:tc>
+        <w:tc>
+          <w:tcPr>
+            <w:tcW w:w="5139" w:type="dxa"/>
+          </w:tcPr>
+          <w:p>
+            <w:pPr>
+              <w:spacing w:before="0" w:line="240" w:lineRule="auto"/>
+              <w:rPr>
+                <w:rFonts w:ascii="BRH Devanagari Extra" w:hAnsi="BRH Devanagari Extra" w:cs="BRH Devanagari Extra"/>
+                <w:sz w:val="40"/>
+                <w:szCs w:val="40"/>
+                <w:lang w:bidi="ml-IN"/>
+              </w:rPr>
+            </w:pPr>
+            <w:r>
+              <w:rPr>
+                <w:rFonts w:ascii="BRH Malayalam Extra" w:eastAsia="Times New Roman" w:hAnsi="BRH Malayalam Extra" w:cs="BRH Malayalam Extra"/>
+                <w:color w:val="000000"/>
+                <w:sz w:val="40"/>
+                <w:szCs w:val="40"/>
+                <w:lang w:eastAsia="en-IN" w:bidi="ml-IN"/>
+              </w:rPr>
+              <w:t>qyk—qây</w:t>
+            </w:r>
+            <w:r>
+              <w:rPr>
+                <w:rFonts w:ascii="BRH Malayalam Extra" w:eastAsia="Times New Roman" w:hAnsi="BRH Malayalam Extra" w:cs="BRH Malayalam Extra"/>
+                <w:color w:val="000000"/>
+                <w:sz w:val="32"/>
+                <w:szCs w:val="40"/>
+                <w:lang w:eastAsia="en-IN" w:bidi="ml-IN"/>
+              </w:rPr>
+              <w:t>–</w:t>
+            </w:r>
+            <w:r>
+              <w:rPr>
+                <w:rFonts w:ascii="BRH Malayalam Extra" w:hAnsi="BRH Malayalam Extra" w:cs="BRH Malayalam Extra"/>
+                <w:sz w:val="40"/>
+                <w:szCs w:val="40"/>
+                <w:highlight w:val="green"/>
+              </w:rPr>
+              <w:t>À</w:t>
+            </w:r>
+            <w:r>
+              <w:rPr>
+                <w:rFonts w:ascii="BRH Malayalam Extra" w:eastAsia="Times New Roman" w:hAnsi="BRH Malayalam Extra" w:cs="BRH Malayalam Extra"/>
+                <w:color w:val="000000"/>
+                <w:sz w:val="40"/>
+                <w:szCs w:val="40"/>
+                <w:lang w:eastAsia="en-IN" w:bidi="ml-IN"/>
+              </w:rPr>
+              <w:t>ûx | Qy</w:t>
+            </w:r>
+            <w:r>
+              <w:rPr>
+                <w:rFonts w:ascii="BRH Malayalam Extra" w:eastAsia="Times New Roman" w:hAnsi="BRH Malayalam Extra" w:cs="BRH Malayalam Extra"/>
+                <w:color w:val="000000"/>
+                <w:sz w:val="32"/>
+                <w:szCs w:val="40"/>
+                <w:lang w:eastAsia="en-IN" w:bidi="ml-IN"/>
+              </w:rPr>
+              <w:t>–</w:t>
+            </w:r>
+            <w:r>
+              <w:rPr>
+                <w:rFonts w:ascii="BRH Malayalam Extra" w:hAnsi="BRH Malayalam Extra" w:cs="BRH Malayalam Extra"/>
+                <w:sz w:val="40"/>
+                <w:szCs w:val="40"/>
+                <w:highlight w:val="green"/>
+              </w:rPr>
+              <w:t>À</w:t>
+            </w:r>
+            <w:r>
+              <w:rPr>
+                <w:rFonts w:ascii="BRH Malayalam Extra" w:eastAsia="Times New Roman" w:hAnsi="BRH Malayalam Extra" w:cs="BRH Malayalam Extra"/>
+                <w:color w:val="000000"/>
+                <w:sz w:val="40"/>
+                <w:szCs w:val="40"/>
+                <w:lang w:eastAsia="en-IN" w:bidi="ml-IN"/>
+              </w:rPr>
+              <w:t>ûx¥ic˜I |</w:t>
             </w:r>
           </w:p>
         </w:tc>
@@ -874,6 +3803,7 @@
                 <w:sz w:val="28"/>
                 <w:szCs w:val="32"/>
               </w:rPr>
+              <w:lastRenderedPageBreak/>
               <w:t>T.S.6.3.</w:t>
             </w:r>
             <w:r>
@@ -1390,7 +4320,6 @@
                 <w:sz w:val="32"/>
                 <w:szCs w:val="32"/>
               </w:rPr>
-              <w:lastRenderedPageBreak/>
               <w:t>Section, Paragraph</w:t>
             </w:r>
           </w:p>
@@ -2678,6 +5607,7 @@
                 <w:sz w:val="28"/>
                 <w:szCs w:val="32"/>
               </w:rPr>
+              <w:lastRenderedPageBreak/>
               <w:t>T.S.6.3.2.4 – Kramam</w:t>
             </w:r>
           </w:p>
@@ -3552,7 +6482,6 @@
                 <w:sz w:val="28"/>
                 <w:szCs w:val="32"/>
               </w:rPr>
-              <w:lastRenderedPageBreak/>
               <w:t>T.S.6.3.3.6 – Kramam</w:t>
             </w:r>
           </w:p>
@@ -5057,6 +7986,7 @@
                 <w:sz w:val="28"/>
                 <w:szCs w:val="32"/>
               </w:rPr>
+              <w:lastRenderedPageBreak/>
               <w:t>T.S.6.3.4.3  – Kramam</w:t>
             </w:r>
           </w:p>
@@ -5877,7 +8807,6 @@
                 <w:sz w:val="28"/>
                 <w:szCs w:val="32"/>
               </w:rPr>
-              <w:lastRenderedPageBreak/>
               <w:t>T.S.6.3.4.8  – Kramam</w:t>
             </w:r>
           </w:p>
@@ -7238,6 +10167,7 @@
                 <w:sz w:val="28"/>
                 <w:szCs w:val="32"/>
               </w:rPr>
+              <w:lastRenderedPageBreak/>
               <w:t>T.S.6.3.8.4  – Kramam</w:t>
             </w:r>
           </w:p>
@@ -8049,7 +10979,6 @@
                 <w:sz w:val="28"/>
                 <w:szCs w:val="32"/>
               </w:rPr>
-              <w:lastRenderedPageBreak/>
               <w:t>T.S.6.3.9.5  – Kramam</w:t>
             </w:r>
           </w:p>
@@ -8160,7 +11089,6 @@
                 <w:szCs w:val="40"/>
                 <w:lang w:val="en-IN" w:eastAsia="en-IN" w:bidi="ml-IN"/>
               </w:rPr>
-              <w:lastRenderedPageBreak/>
               <w:t>AöM</w:t>
             </w:r>
             <w:r>
@@ -8324,7 +11252,6 @@
                 <w:szCs w:val="40"/>
                 <w:lang w:val="en-IN" w:eastAsia="en-IN" w:bidi="ml-IN"/>
               </w:rPr>
-              <w:lastRenderedPageBreak/>
               <w:t>AöM</w:t>
             </w:r>
             <w:r>
@@ -8505,7 +11432,6 @@
                 <w:sz w:val="28"/>
                 <w:szCs w:val="32"/>
               </w:rPr>
-              <w:lastRenderedPageBreak/>
               <w:t>T.S.6.3.10.2  – Kramam</w:t>
             </w:r>
           </w:p>
@@ -9758,6 +12684,7 @@
                 <w:sz w:val="28"/>
                 <w:szCs w:val="32"/>
               </w:rPr>
+              <w:lastRenderedPageBreak/>
               <w:t>T.S.6.3.11.5 – Kramam</w:t>
             </w:r>
           </w:p>
@@ -10732,7 +13659,6 @@
           <w:szCs w:val="32"/>
           <w:u w:val="single"/>
         </w:rPr>
-        <w:lastRenderedPageBreak/>
         <w:t xml:space="preserve">TS </w:t>
       </w:r>
       <w:r>
